--- a/delivery-docs/04_系统日常运维与数据灾备恢复手册.docx
+++ b/delivery-docs/04_系统日常运维与数据灾备恢复手册.docx
@@ -926,7 +926,7 @@
     </w:p>
     <w:bookmarkEnd w:id="10"/>
     <w:bookmarkEnd w:id="11"/>
-    <w:bookmarkStart w:id="15" w:name="备份与灾备"/>
+    <w:bookmarkStart w:id="16" w:name="备份与灾备"/>
     <w:p>
       <w:pPr>
         <w:pStyle w:val="Heading1"/>
@@ -941,7 +941,7 @@
         <w:t xml:space="preserve">备份与灾备</w:t>
       </w:r>
     </w:p>
-    <w:bookmarkStart w:id="12" w:name="自动备份机制"/>
+    <w:bookmarkStart w:id="13" w:name="自动备份机制实际部署systemd-timer"/>
     <w:p>
       <w:pPr>
         <w:pStyle w:val="Heading2"/>
@@ -953,7 +953,88 @@
         <w:rPr>
           <w:rFonts w:hint="eastAsia"/>
         </w:rPr>
-        <w:t xml:space="preserve">自动备份机制</w:t>
+        <w:t xml:space="preserve">自动备份机制(实际部署:systemd</w:t>
+      </w:r>
+      <w:r>
+        <w:t xml:space="preserve"> timer)</w:t>
+      </w:r>
+    </w:p>
+    <w:p>
+      <w:pPr>
+        <w:pStyle w:val="BlockText"/>
+      </w:pPr>
+      <w:r>
+        <w:rPr>
+          <w:rFonts w:hint="eastAsia"/>
+        </w:rPr>
+        <w:t xml:space="preserve">本项目采用</w:t>
+      </w:r>
+      <w:r>
+        <w:t xml:space="preserve"> </w:t>
+      </w:r>
+      <w:r>
+        <w:rPr>
+          <w:b/>
+          <w:bCs/>
+        </w:rPr>
+        <w:t xml:space="preserve">systemd timer + service</w:t>
+      </w:r>
+      <w:r>
+        <w:rPr>
+          <w:rFonts w:hint="eastAsia"/>
+        </w:rPr>
+        <w:t xml:space="preserve">,不用</w:t>
+      </w:r>
+      <w:r>
+        <w:t xml:space="preserve"> crontab。</w:t>
+      </w:r>
+      <w:r>
+        <w:t xml:space="preserve"> </w:t>
+      </w:r>
+      <w:r>
+        <w:rPr>
+          <w:rFonts w:hint="eastAsia"/>
+        </w:rPr>
+        <w:t xml:space="preserve">优点:有</w:t>
+      </w:r>
+      <w:r>
+        <w:t xml:space="preserve"> journal </w:t>
+      </w:r>
+      <w:r>
+        <w:rPr>
+          <w:rFonts w:hint="eastAsia"/>
+        </w:rPr>
+        <w:t xml:space="preserve">日志、统一管理、支持</w:t>
+      </w:r>
+      <w:r>
+        <w:t xml:space="preserve"> </w:t>
+      </w:r>
+      <w:r>
+        <w:rPr>
+          <w:rStyle w:val="VerbatimChar"/>
+        </w:rPr>
+        <w:t xml:space="preserve">Persistent=true</w:t>
+      </w:r>
+      <w:r>
+        <w:rPr>
+          <w:rFonts w:hint="eastAsia"/>
+        </w:rPr>
+        <w:t xml:space="preserve">(重启后补跑)、</w:t>
+      </w:r>
+      <w:r>
+        <w:rPr>
+          <w:rStyle w:val="VerbatimChar"/>
+        </w:rPr>
+        <w:t xml:space="preserve">RandomizedDelaySec</w:t>
+      </w:r>
+      <w:r>
+        <w:t xml:space="preserve"> </w:t>
+      </w:r>
+      <w:r>
+        <w:rPr>
+          <w:rFonts w:hint="eastAsia"/>
+        </w:rPr>
+        <w:t xml:space="preserve">防雪崩。</w:t>
       </w:r>
     </w:p>
     <w:p>
@@ -979,31 +1060,70 @@
         <w:rPr>
           <w:rStyle w:val="VerbatimChar"/>
         </w:rPr>
-        <w:t xml:space="preserve">cron</w:t>
-      </w:r>
-      <w:r>
-        <w:rPr>
-          <w:rFonts w:hint="eastAsia"/>
-        </w:rPr>
-        <w:t xml:space="preserve">,每日</w:t>
-      </w:r>
-      <w:r>
-        <w:t xml:space="preserve"> </w:t>
-      </w:r>
-      <w:r>
-        <w:rPr>
-          <w:rFonts w:hint="eastAsia"/>
-        </w:rPr>
-        <w:t xml:space="preserve">03:00,见</w:t>
-      </w:r>
-      <w:r>
-        <w:t xml:space="preserve"> </w:t>
+        <w:t xml:space="preserve">mesa-backup.timer</w:t>
+      </w:r>
+      <w:r>
+        <w:t xml:space="preserve">(</w:t>
       </w:r>
       <w:r>
         <w:rPr>
           <w:rStyle w:val="VerbatimChar"/>
         </w:rPr>
-        <w:t xml:space="preserve">/opt/mesa/ops/crontab.example</w:t>
+        <w:t xml:space="preserve">/etc/systemd/system/mesa-backup.timer</w:t>
+      </w:r>
+      <w:r>
+        <w:t xml:space="preserve">)</w:t>
+      </w:r>
+    </w:p>
+    <w:p>
+      <w:pPr>
+        <w:pStyle w:val="Compact"/>
+        <w:numPr>
+          <w:ilvl w:val="1"/>
+          <w:numId w:val="1002"/>
+        </w:numPr>
+      </w:pPr>
+      <w:r>
+        <w:rPr>
+          <w:rStyle w:val="VerbatimChar"/>
+        </w:rPr>
+        <w:t xml:space="preserve">OnCalendar=*-*-* 03:00:00</w:t>
+      </w:r>
+      <w:r>
+        <w:t xml:space="preserve"> </w:t>
+      </w:r>
+      <w:r>
+        <w:t xml:space="preserve">UTC</w:t>
+      </w:r>
+    </w:p>
+    <w:p>
+      <w:pPr>
+        <w:pStyle w:val="Compact"/>
+        <w:numPr>
+          <w:ilvl w:val="1"/>
+          <w:numId w:val="1002"/>
+        </w:numPr>
+      </w:pPr>
+      <w:r>
+        <w:rPr>
+          <w:rStyle w:val="VerbatimChar"/>
+        </w:rPr>
+        <w:t xml:space="preserve">Persistent=true</w:t>
+      </w:r>
+      <w:r>
+        <w:t xml:space="preserve"> </w:t>
+      </w:r>
+      <w:r>
+        <w:t xml:space="preserve">·</w:t>
+      </w:r>
+      <w:r>
+        <w:t xml:space="preserve"> </w:t>
+      </w:r>
+      <w:r>
+        <w:rPr>
+          <w:rStyle w:val="VerbatimChar"/>
+        </w:rPr>
+        <w:t xml:space="preserve">RandomizedDelaySec=300</w:t>
       </w:r>
     </w:p>
     <w:p>
@@ -1031,6 +1151,33 @@
         </w:rPr>
         <w:t xml:space="preserve">/opt/mesa/ops/backup.sh</w:t>
       </w:r>
+      <w:r>
+        <w:rPr>
+          <w:rFonts w:hint="eastAsia"/>
+        </w:rPr>
+        <w:t xml:space="preserve">(由</w:t>
+      </w:r>
+      <w:r>
+        <w:t xml:space="preserve"> service unit</w:t>
+      </w:r>
+      <w:r>
+        <w:t xml:space="preserve"> </w:t>
+      </w:r>
+      <w:r>
+        <w:rPr>
+          <w:rStyle w:val="VerbatimChar"/>
+        </w:rPr>
+        <w:t xml:space="preserve">mesa-backup.service</w:t>
+      </w:r>
+      <w:r>
+        <w:t xml:space="preserve"> </w:t>
+      </w:r>
+      <w:r>
+        <w:rPr>
+          <w:rFonts w:hint="eastAsia"/>
+        </w:rPr>
+        <w:t xml:space="preserve">调用)</w:t>
+      </w:r>
     </w:p>
     <w:p>
       <w:pPr>
@@ -1057,7 +1204,7 @@
         <w:pStyle w:val="Compact"/>
         <w:numPr>
           <w:ilvl w:val="1"/>
-          <w:numId w:val="1002"/>
+          <w:numId w:val="1003"/>
         </w:numPr>
       </w:pPr>
       <w:r>
@@ -1087,7 +1234,7 @@
         <w:pStyle w:val="Compact"/>
         <w:numPr>
           <w:ilvl w:val="1"/>
-          <w:numId w:val="1002"/>
+          <w:numId w:val="1003"/>
         </w:numPr>
       </w:pPr>
       <w:r>
@@ -1111,14 +1258,14 @@
         <w:pStyle w:val="Compact"/>
         <w:numPr>
           <w:ilvl w:val="1"/>
-          <w:numId w:val="1002"/>
+          <w:numId w:val="1003"/>
         </w:numPr>
       </w:pPr>
       <w:r>
         <w:rPr>
           <w:rStyle w:val="VerbatimChar"/>
         </w:rPr>
-        <w:t xml:space="preserve">aws s3 cp</w:t>
+        <w:t xml:space="preserve">aws --profile r2-backup s3 cp</w:t>
       </w:r>
       <w:r>
         <w:t xml:space="preserve"> </w:t>
@@ -1137,9 +1284,6 @@
           <w:rStyle w:val="VerbatimChar"/>
         </w:rPr>
         <w:t xml:space="preserve">s3://mesa-backups/postgres/YYYY/MM/mesa-pg-{ts}.sql.gz</w:t>
-      </w:r>
-      <w:r>
-        <w:t xml:space="preserve">(R2 endpoint)</w:t>
       </w:r>
     </w:p>
     <w:p>
@@ -1147,7 +1291,7 @@
         <w:pStyle w:val="Compact"/>
         <w:numPr>
           <w:ilvl w:val="1"/>
-          <w:numId w:val="1002"/>
+          <w:numId w:val="1003"/>
         </w:numPr>
       </w:pPr>
       <w:r>
@@ -1202,8 +1346,239 @@
         <w:t xml:space="preserve">天后归档)</w:t>
       </w:r>
     </w:p>
+    <w:bookmarkStart w:id="12" w:name="常用命令"/>
+    <w:p>
+      <w:pPr>
+        <w:pStyle w:val="Heading3"/>
+      </w:pPr>
+      <w:r>
+        <w:rPr>
+          <w:rFonts w:hint="eastAsia"/>
+        </w:rPr>
+        <w:t xml:space="preserve">常用命令</w:t>
+      </w:r>
+    </w:p>
+    <w:p>
+      <w:pPr>
+        <w:pStyle w:val="SourceCode"/>
+      </w:pPr>
+      <w:r>
+        <w:rPr>
+          <w:rStyle w:val="CommentTok"/>
+        </w:rPr>
+        <w:t xml:space="preserve"># 看下次备份时间</w:t>
+      </w:r>
+      <w:r>
+        <w:br/>
+      </w:r>
+      <w:r>
+        <w:rPr>
+          <w:rStyle w:val="ExtensionTok"/>
+        </w:rPr>
+        <w:t xml:space="preserve">systemctl</w:t>
+      </w:r>
+      <w:r>
+        <w:rPr>
+          <w:rStyle w:val="NormalTok"/>
+        </w:rPr>
+        <w:t xml:space="preserve"> list-timers mesa-backup.timer</w:t>
+      </w:r>
+      <w:r>
+        <w:br/>
+      </w:r>
+      <w:r>
+        <w:br/>
+      </w:r>
+      <w:r>
+        <w:rPr>
+          <w:rStyle w:val="CommentTok"/>
+        </w:rPr>
+        <w:t xml:space="preserve"># 手动触发一次</w:t>
+      </w:r>
+      <w:r>
+        <w:br/>
+      </w:r>
+      <w:r>
+        <w:rPr>
+          <w:rStyle w:val="FunctionTok"/>
+        </w:rPr>
+        <w:t xml:space="preserve">sudo</w:t>
+      </w:r>
+      <w:r>
+        <w:rPr>
+          <w:rStyle w:val="NormalTok"/>
+        </w:rPr>
+        <w:t xml:space="preserve"> systemctl start mesa-backup.service</w:t>
+      </w:r>
+      <w:r>
+        <w:br/>
+      </w:r>
+      <w:r>
+        <w:br/>
+      </w:r>
+      <w:r>
+        <w:rPr>
+          <w:rStyle w:val="CommentTok"/>
+        </w:rPr>
+        <w:t xml:space="preserve"># 看最近备份日志</w:t>
+      </w:r>
+      <w:r>
+        <w:br/>
+      </w:r>
+      <w:r>
+        <w:rPr>
+          <w:rStyle w:val="ExtensionTok"/>
+        </w:rPr>
+        <w:t xml:space="preserve">journalctl</w:t>
+      </w:r>
+      <w:r>
+        <w:rPr>
+          <w:rStyle w:val="NormalTok"/>
+        </w:rPr>
+        <w:t xml:space="preserve"> </w:t>
+      </w:r>
+      <w:r>
+        <w:rPr>
+          <w:rStyle w:val="AttributeTok"/>
+        </w:rPr>
+        <w:t xml:space="preserve">-u</w:t>
+      </w:r>
+      <w:r>
+        <w:rPr>
+          <w:rStyle w:val="NormalTok"/>
+        </w:rPr>
+        <w:t xml:space="preserve"> mesa-backup.service </w:t>
+      </w:r>
+      <w:r>
+        <w:rPr>
+          <w:rStyle w:val="AttributeTok"/>
+        </w:rPr>
+        <w:t xml:space="preserve">-n</w:t>
+      </w:r>
+      <w:r>
+        <w:rPr>
+          <w:rStyle w:val="NormalTok"/>
+        </w:rPr>
+        <w:t xml:space="preserve"> 50 </w:t>
+      </w:r>
+      <w:r>
+        <w:rPr>
+          <w:rStyle w:val="AttributeTok"/>
+        </w:rPr>
+        <w:t xml:space="preserve">--no-pager</w:t>
+      </w:r>
+      <w:r>
+        <w:br/>
+      </w:r>
+      <w:r>
+        <w:br/>
+      </w:r>
+      <w:r>
+        <w:rPr>
+          <w:rStyle w:val="CommentTok"/>
+        </w:rPr>
+        <w:t xml:space="preserve"># 列 R2 所有备份</w:t>
+      </w:r>
+      <w:r>
+        <w:br/>
+      </w:r>
+      <w:r>
+        <w:rPr>
+          <w:rStyle w:val="ExtensionTok"/>
+        </w:rPr>
+        <w:t xml:space="preserve">aws</w:t>
+      </w:r>
+      <w:r>
+        <w:rPr>
+          <w:rStyle w:val="NormalTok"/>
+        </w:rPr>
+        <w:t xml:space="preserve"> </w:t>
+      </w:r>
+      <w:r>
+        <w:rPr>
+          <w:rStyle w:val="AttributeTok"/>
+        </w:rPr>
+        <w:t xml:space="preserve">--profile</w:t>
+      </w:r>
+      <w:r>
+        <w:rPr>
+          <w:rStyle w:val="NormalTok"/>
+        </w:rPr>
+        <w:t xml:space="preserve"> r2-backup </w:t>
+      </w:r>
+      <w:r>
+        <w:rPr>
+          <w:rStyle w:val="AttributeTok"/>
+        </w:rPr>
+        <w:t xml:space="preserve">--endpoint-url</w:t>
+      </w:r>
+      <w:r>
+        <w:rPr>
+          <w:rStyle w:val="NormalTok"/>
+        </w:rPr>
+        <w:t xml:space="preserve"> https://</w:t>
+      </w:r>
+      <w:r>
+        <w:rPr>
+          <w:rStyle w:val="OperatorTok"/>
+        </w:rPr>
+        <w:t xml:space="preserve">&lt;</w:t>
+      </w:r>
+      <w:r>
+        <w:rPr>
+          <w:rStyle w:val="NormalTok"/>
+        </w:rPr>
+        <w:t xml:space="preserve">account-id</w:t>
+      </w:r>
+      <w:r>
+        <w:rPr>
+          <w:rStyle w:val="OperatorTok"/>
+        </w:rPr>
+        <w:t xml:space="preserve">&gt;</w:t>
+      </w:r>
+      <w:r>
+        <w:rPr>
+          <w:rStyle w:val="NormalTok"/>
+        </w:rPr>
+        <w:t xml:space="preserve">.r2.cloudflarestorage.com </w:t>
+      </w:r>
+      <w:r>
+        <w:rPr>
+          <w:rStyle w:val="DataTypeTok"/>
+        </w:rPr>
+        <w:t xml:space="preserve">\</w:t>
+      </w:r>
+      <w:r>
+        <w:br/>
+      </w:r>
+      <w:r>
+        <w:rPr>
+          <w:rStyle w:val="NormalTok"/>
+        </w:rPr>
+        <w:t xml:space="preserve">    s3 ls s3://mesa-backups/postgres/ </w:t>
+      </w:r>
+      <w:r>
+        <w:rPr>
+          <w:rStyle w:val="AttributeTok"/>
+        </w:rPr>
+        <w:t xml:space="preserve">--recursive</w:t>
+      </w:r>
+      <w:r>
+        <w:rPr>
+          <w:rStyle w:val="NormalTok"/>
+        </w:rPr>
+        <w:t xml:space="preserve"> </w:t>
+      </w:r>
+      <w:r>
+        <w:rPr>
+          <w:rStyle w:val="AttributeTok"/>
+        </w:rPr>
+        <w:t xml:space="preserve">--human-readable</w:t>
+      </w:r>
+    </w:p>
     <w:bookmarkEnd w:id="12"/>
-    <w:bookmarkStart w:id="13" w:name="手动备份"/>
+    <w:bookmarkEnd w:id="13"/>
+    <w:bookmarkStart w:id="14" w:name="手动备份"/>
     <w:p>
       <w:pPr>
         <w:pStyle w:val="Heading2"/>
@@ -1250,8 +1625,8 @@
         <w:t xml:space="preserve"> /opt/mesa/ops/backup.sh</w:t>
       </w:r>
     </w:p>
-    <w:bookmarkEnd w:id="13"/>
-    <w:bookmarkStart w:id="14" w:name="备份完整性验证每月一次"/>
+    <w:bookmarkEnd w:id="14"/>
+    <w:bookmarkStart w:id="15" w:name="备份完整性验证每月一次"/>
     <w:p>
       <w:pPr>
         <w:pStyle w:val="Heading2"/>
@@ -1661,9 +2036,9 @@
         <w:t xml:space="preserve"># 应看到 CREATE TABLE 等 SQL</w:t>
       </w:r>
     </w:p>
-    <w:bookmarkEnd w:id="14"/>
     <w:bookmarkEnd w:id="15"/>
-    <w:bookmarkStart w:id="19" w:name="全新服务器灾备恢复rto-30-分钟"/>
+    <w:bookmarkEnd w:id="16"/>
+    <w:bookmarkStart w:id="20" w:name="全新服务器灾备恢复rto-30-分钟"/>
     <w:p>
       <w:pPr>
         <w:pStyle w:val="Heading1"/>
@@ -1687,7 +2062,7 @@
         <w:t xml:space="preserve">分钟)</w:t>
       </w:r>
     </w:p>
-    <w:bookmarkStart w:id="16" w:name="场景"/>
+    <w:bookmarkStart w:id="17" w:name="场景"/>
     <w:p>
       <w:pPr>
         <w:pStyle w:val="Heading2"/>
@@ -1740,8 +2115,8 @@
         <w:t xml:space="preserve">上分钟级恢复服务。</w:t>
       </w:r>
     </w:p>
-    <w:bookmarkEnd w:id="16"/>
-    <w:bookmarkStart w:id="17" w:name="步骤"/>
+    <w:bookmarkEnd w:id="17"/>
+    <w:bookmarkStart w:id="18" w:name="步骤"/>
     <w:p>
       <w:pPr>
         <w:pStyle w:val="Heading2"/>
@@ -2199,8 +2574,8 @@
         <w:t xml:space="preserve"># Cloudflare 已经把流量切到新 VPS IP 之后,浏览器登录验证</w:t>
       </w:r>
     </w:p>
-    <w:bookmarkEnd w:id="17"/>
-    <w:bookmarkStart w:id="18" w:name="切流dns-变更"/>
+    <w:bookmarkEnd w:id="18"/>
+    <w:bookmarkStart w:id="19" w:name="切流dns-变更"/>
     <w:p>
       <w:pPr>
         <w:pStyle w:val="Heading2"/>
@@ -2433,9 +2808,9 @@
         <w:t xml:space="preserve"># 由于 Cloudflare TTL 通常 60s,DNS 切换 1-2 分钟即可生效</w:t>
       </w:r>
     </w:p>
-    <w:bookmarkEnd w:id="18"/>
     <w:bookmarkEnd w:id="19"/>
-    <w:bookmarkStart w:id="25" w:name="常见故障排查"/>
+    <w:bookmarkEnd w:id="20"/>
+    <w:bookmarkStart w:id="26" w:name="常见故障排查"/>
     <w:p>
       <w:pPr>
         <w:pStyle w:val="Heading1"/>
@@ -2450,7 +2825,7 @@
         <w:t xml:space="preserve">常见故障排查</w:t>
       </w:r>
     </w:p>
-    <w:bookmarkStart w:id="20" w:name="frontend-容器-unhealthy"/>
+    <w:bookmarkStart w:id="21" w:name="frontend-容器-unhealthy"/>
     <w:p>
       <w:pPr>
         <w:pStyle w:val="Heading2"/>
@@ -2581,8 +2956,8 @@
         <w:t xml:space="preserve"># 检查 nginx.conf 语法</w:t>
       </w:r>
     </w:p>
-    <w:bookmarkEnd w:id="20"/>
-    <w:bookmarkStart w:id="21" w:name="backend-502-健康检查失败"/>
+    <w:bookmarkEnd w:id="21"/>
+    <w:bookmarkStart w:id="22" w:name="backend-502-健康检查失败"/>
     <w:p>
       <w:pPr>
         <w:pStyle w:val="Heading2"/>
@@ -2797,8 +3172,8 @@
         <w:t xml:space="preserve">"</w:t>
       </w:r>
     </w:p>
-    <w:bookmarkEnd w:id="21"/>
-    <w:bookmarkStart w:id="22" w:name="数据库连接耗尽"/>
+    <w:bookmarkEnd w:id="22"/>
+    <w:bookmarkStart w:id="23" w:name="数据库连接耗尽"/>
     <w:p>
       <w:pPr>
         <w:pStyle w:val="Heading2"/>
@@ -2920,8 +3295,8 @@
         <w:t xml:space="preserve"># 默认上限 100;持续 &gt;70 需排查 backend 是否漏关连接(Prisma 已统一管控,概率低)</w:t>
       </w:r>
     </w:p>
-    <w:bookmarkEnd w:id="22"/>
-    <w:bookmarkStart w:id="23" w:name="磁盘满"/>
+    <w:bookmarkEnd w:id="23"/>
+    <w:bookmarkStart w:id="24" w:name="磁盘满"/>
     <w:p>
       <w:pPr>
         <w:pStyle w:val="Heading2"/>
@@ -3073,8 +3448,8 @@
         <w:t xml:space="preserve">200M</w:t>
       </w:r>
     </w:p>
-    <w:bookmarkEnd w:id="23"/>
-    <w:bookmarkStart w:id="24" w:name="jwt_secret-改动后所有用户被踢出"/>
+    <w:bookmarkEnd w:id="24"/>
+    <w:bookmarkStart w:id="25" w:name="jwt_secret-改动后所有用户被踢出"/>
     <w:p>
       <w:pPr>
         <w:pStyle w:val="Heading2"/>
@@ -3124,9 +3499,9 @@
         <w:t xml:space="preserve">恢复回来即可。</w:t>
       </w:r>
     </w:p>
-    <w:bookmarkEnd w:id="24"/>
     <w:bookmarkEnd w:id="25"/>
-    <w:bookmarkStart w:id="29" w:name="升级与版本管理"/>
+    <w:bookmarkEnd w:id="26"/>
+    <w:bookmarkStart w:id="30" w:name="升级与版本管理"/>
     <w:p>
       <w:pPr>
         <w:pStyle w:val="Heading1"/>
@@ -3141,7 +3516,7 @@
         <w:t xml:space="preserve">升级与版本管理</w:t>
       </w:r>
     </w:p>
-    <w:bookmarkStart w:id="26" w:name="升级单个服务"/>
+    <w:bookmarkStart w:id="27" w:name="升级单个服务"/>
     <w:p>
       <w:pPr>
         <w:pStyle w:val="Heading2"/>
@@ -3251,8 +3626,8 @@
         <w:t xml:space="preserve"># 滚动升级,downtime &lt; 5s</w:t>
       </w:r>
     </w:p>
-    <w:bookmarkEnd w:id="26"/>
-    <w:bookmarkStart w:id="27" w:name="prisma-迁移"/>
+    <w:bookmarkEnd w:id="27"/>
+    <w:bookmarkStart w:id="28" w:name="prisma-迁移"/>
     <w:p>
       <w:pPr>
         <w:pStyle w:val="Heading2"/>
@@ -3316,8 +3691,8 @@
         <w:t xml:space="preserve"> exec mesa-server npx prisma migrate deploy</w:t>
       </w:r>
     </w:p>
-    <w:bookmarkEnd w:id="27"/>
-    <w:bookmarkStart w:id="28" w:name="回退版本"/>
+    <w:bookmarkEnd w:id="28"/>
+    <w:bookmarkStart w:id="29" w:name="回退版本"/>
     <w:p>
       <w:pPr>
         <w:pStyle w:val="Heading2"/>
@@ -3382,9 +3757,9 @@
         <w:t xml:space="preserve"> mesa-server</w:t>
       </w:r>
     </w:p>
-    <w:bookmarkEnd w:id="28"/>
     <w:bookmarkEnd w:id="29"/>
-    <w:bookmarkStart w:id="30" w:name="应急联系与-runbook"/>
+    <w:bookmarkEnd w:id="30"/>
+    <w:bookmarkStart w:id="31" w:name="应急联系与-runbook"/>
     <w:p>
       <w:pPr>
         <w:pStyle w:val="Heading1"/>
@@ -3777,8 +4152,8 @@
         </w:tc>
       </w:tr>
     </w:tbl>
-    <w:bookmarkEnd w:id="30"/>
-    <w:bookmarkStart w:id="31" w:name="可观测性扩展可选"/>
+    <w:bookmarkEnd w:id="31"/>
+    <w:bookmarkStart w:id="34" w:name="可观测性已部署"/>
     <w:p>
       <w:pPr>
         <w:pStyle w:val="Heading1"/>
@@ -3790,7 +4165,312 @@
         <w:rPr>
           <w:rFonts w:hint="eastAsia"/>
         </w:rPr>
-        <w:t xml:space="preserve">可观测性扩展(可选)</w:t>
+        <w:t xml:space="preserve">可观测性(已部署)</w:t>
+      </w:r>
+    </w:p>
+    <w:bookmarkStart w:id="32" w:name="uptime-kuma-已上线"/>
+    <w:p>
+      <w:pPr>
+        <w:pStyle w:val="Heading2"/>
+      </w:pPr>
+      <w:r>
+        <w:t xml:space="preserve">7.1 Uptime Kuma · </w:t>
+      </w:r>
+      <w:r>
+        <w:rPr>
+          <w:rFonts w:hint="eastAsia"/>
+        </w:rPr>
+        <w:t xml:space="preserve">已上线</w:t>
+      </w:r>
+    </w:p>
+    <w:p>
+      <w:pPr>
+        <w:pStyle w:val="Compact"/>
+        <w:numPr>
+          <w:ilvl w:val="0"/>
+          <w:numId w:val="1004"/>
+        </w:numPr>
+      </w:pPr>
+      <w:r>
+        <w:rPr>
+          <w:rFonts w:hint="eastAsia"/>
+        </w:rPr>
+        <w:t xml:space="preserve">地址:</w:t>
+      </w:r>
+      <w:r>
+        <w:rPr>
+          <w:b/>
+          <w:bCs/>
+        </w:rPr>
+        <w:t xml:space="preserve">https://monitor.insovo.top</w:t>
+      </w:r>
+    </w:p>
+    <w:p>
+      <w:pPr>
+        <w:pStyle w:val="Compact"/>
+        <w:numPr>
+          <w:ilvl w:val="0"/>
+          <w:numId w:val="1004"/>
+        </w:numPr>
+      </w:pPr>
+      <w:r>
+        <w:rPr>
+          <w:rFonts w:hint="eastAsia"/>
+        </w:rPr>
+        <w:t xml:space="preserve">部署:</w:t>
+      </w:r>
+      <w:r>
+        <w:rPr>
+          <w:rStyle w:val="VerbatimChar"/>
+        </w:rPr>
+        <w:t xml:space="preserve">docker-compose.yml</w:t>
+      </w:r>
+      <w:r>
+        <w:t xml:space="preserve"> </w:t>
+      </w:r>
+      <w:r>
+        <w:rPr>
+          <w:rFonts w:hint="eastAsia"/>
+        </w:rPr>
+        <w:t xml:space="preserve">中</w:t>
+      </w:r>
+      <w:r>
+        <w:t xml:space="preserve"> </w:t>
+      </w:r>
+      <w:r>
+        <w:rPr>
+          <w:rStyle w:val="VerbatimChar"/>
+        </w:rPr>
+        <w:t xml:space="preserve">uptime-kuma</w:t>
+      </w:r>
+      <w:r>
+        <w:t xml:space="preserve"> </w:t>
+      </w:r>
+      <w:r>
+        <w:rPr>
+          <w:rFonts w:hint="eastAsia"/>
+        </w:rPr>
+        <w:t xml:space="preserve">服务,卷</w:t>
+      </w:r>
+      <w:r>
+        <w:t xml:space="preserve"> </w:t>
+      </w:r>
+      <w:r>
+        <w:rPr>
+          <w:rStyle w:val="VerbatimChar"/>
+        </w:rPr>
+        <w:t xml:space="preserve">mesa_uptime_data</w:t>
+      </w:r>
+    </w:p>
+    <w:p>
+      <w:pPr>
+        <w:pStyle w:val="Compact"/>
+        <w:numPr>
+          <w:ilvl w:val="0"/>
+          <w:numId w:val="1004"/>
+        </w:numPr>
+      </w:pPr>
+      <w:r>
+        <w:rPr>
+          <w:rFonts w:hint="eastAsia"/>
+        </w:rPr>
+        <w:t xml:space="preserve">访问:Cloudflare</w:t>
+      </w:r>
+      <w:r>
+        <w:t xml:space="preserve"> CDN → nginx(</w:t>
+      </w:r>
+      <w:r>
+        <w:rPr>
+          <w:rStyle w:val="VerbatimChar"/>
+        </w:rPr>
+        <w:t xml:space="preserve">monitor.insovo.top</w:t>
+      </w:r>
+      <w:r>
+        <w:t xml:space="preserve"> </w:t>
+      </w:r>
+      <w:r>
+        <w:t xml:space="preserve">server block) →</w:t>
+      </w:r>
+      <w:r>
+        <w:t xml:space="preserve"> </w:t>
+      </w:r>
+      <w:r>
+        <w:rPr>
+          <w:rStyle w:val="VerbatimChar"/>
+        </w:rPr>
+        <w:t xml:space="preserve">uptime-kuma:3001</w:t>
+      </w:r>
+    </w:p>
+    <w:p>
+      <w:pPr>
+        <w:pStyle w:val="Compact"/>
+        <w:numPr>
+          <w:ilvl w:val="0"/>
+          <w:numId w:val="1004"/>
+        </w:numPr>
+      </w:pPr>
+      <w:r>
+        <w:rPr>
+          <w:rFonts w:hint="eastAsia"/>
+        </w:rPr>
+        <w:t xml:space="preserve">推荐</w:t>
+      </w:r>
+      <w:r>
+        <w:t xml:space="preserve"> monitor:</w:t>
+      </w:r>
+    </w:p>
+    <w:p>
+      <w:pPr>
+        <w:pStyle w:val="Compact"/>
+        <w:numPr>
+          <w:ilvl w:val="1"/>
+          <w:numId w:val="1005"/>
+        </w:numPr>
+      </w:pPr>
+      <w:r>
+        <w:rPr>
+          <w:rStyle w:val="VerbatimChar"/>
+        </w:rPr>
+        <w:t xml:space="preserve">https://insovo.top/api/health</w:t>
+      </w:r>
+      <w:r>
+        <w:t xml:space="preserve">(60s)</w:t>
+      </w:r>
+    </w:p>
+    <w:p>
+      <w:pPr>
+        <w:pStyle w:val="Compact"/>
+        <w:numPr>
+          <w:ilvl w:val="1"/>
+          <w:numId w:val="1005"/>
+        </w:numPr>
+      </w:pPr>
+      <w:r>
+        <w:rPr>
+          <w:rStyle w:val="VerbatimChar"/>
+        </w:rPr>
+        <w:t xml:space="preserve">https://insovo.top/healthz</w:t>
+      </w:r>
+      <w:r>
+        <w:t xml:space="preserve">(60s)</w:t>
+      </w:r>
+    </w:p>
+    <w:p>
+      <w:pPr>
+        <w:pStyle w:val="Compact"/>
+        <w:numPr>
+          <w:ilvl w:val="1"/>
+          <w:numId w:val="1005"/>
+        </w:numPr>
+      </w:pPr>
+      <w:r>
+        <w:rPr>
+          <w:rStyle w:val="VerbatimChar"/>
+        </w:rPr>
+        <w:t xml:space="preserve">https://insovo.top/login</w:t>
+      </w:r>
+      <w:r>
+        <w:t xml:space="preserve"> </w:t>
+      </w:r>
+      <w:r>
+        <w:t xml:space="preserve">HTTPS </w:t>
+      </w:r>
+      <w:r>
+        <w:rPr>
+          <w:rFonts w:hint="eastAsia"/>
+        </w:rPr>
+        <w:t xml:space="preserve">关键字校验</w:t>
+      </w:r>
+    </w:p>
+    <w:p>
+      <w:pPr>
+        <w:pStyle w:val="Compact"/>
+        <w:numPr>
+          <w:ilvl w:val="1"/>
+          <w:numId w:val="1005"/>
+        </w:numPr>
+      </w:pPr>
+      <w:r>
+        <w:rPr>
+          <w:rFonts w:hint="eastAsia"/>
+        </w:rPr>
+        <w:t xml:space="preserve">自定义业务接口</w:t>
+      </w:r>
+    </w:p>
+    <w:p>
+      <w:pPr>
+        <w:pStyle w:val="Compact"/>
+        <w:numPr>
+          <w:ilvl w:val="0"/>
+          <w:numId w:val="1004"/>
+        </w:numPr>
+      </w:pPr>
+      <w:r>
+        <w:rPr>
+          <w:rFonts w:hint="eastAsia"/>
+        </w:rPr>
+        <w:t xml:space="preserve">通知:UI</w:t>
+      </w:r>
+      <w:r>
+        <w:t xml:space="preserve"> </w:t>
+      </w:r>
+      <w:r>
+        <w:rPr>
+          <w:rStyle w:val="VerbatimChar"/>
+        </w:rPr>
+        <w:t xml:space="preserve">Settings → Notifications</w:t>
+      </w:r>
+      <w:r>
+        <w:t xml:space="preserve"> </w:t>
+      </w:r>
+      <w:r>
+        <w:rPr>
+          <w:rFonts w:hint="eastAsia"/>
+        </w:rPr>
+        <w:t xml:space="preserve">添加</w:t>
+      </w:r>
+      <w:r>
+        <w:t xml:space="preserve"> Telegram / </w:t>
+      </w:r>
+      <w:r>
+        <w:rPr>
+          <w:rFonts w:hint="eastAsia"/>
+        </w:rPr>
+        <w:t xml:space="preserve">邮件</w:t>
+      </w:r>
+      <w:r>
+        <w:t xml:space="preserve"> / </w:t>
+      </w:r>
+      <w:r>
+        <w:rPr>
+          <w:rFonts w:hint="eastAsia"/>
+        </w:rPr>
+        <w:t xml:space="preserve">Webhook,每个</w:t>
+      </w:r>
+      <w:r>
+        <w:t xml:space="preserve"> monitor </w:t>
+      </w:r>
+      <w:r>
+        <w:rPr>
+          <w:rFonts w:hint="eastAsia"/>
+        </w:rPr>
+        <w:t xml:space="preserve">单独勾选</w:t>
+      </w:r>
+    </w:p>
+    <w:bookmarkEnd w:id="32"/>
+    <w:bookmarkStart w:id="33" w:name="可选进一步扩展"/>
+    <w:p>
+      <w:pPr>
+        <w:pStyle w:val="Heading2"/>
+      </w:pPr>
+      <w:r>
+        <w:t xml:space="preserve">7.2 </w:t>
+      </w:r>
+      <w:r>
+        <w:rPr>
+          <w:rFonts w:hint="eastAsia"/>
+        </w:rPr>
+        <w:t xml:space="preserve">可选进一步扩展</w:t>
       </w:r>
     </w:p>
     <w:tbl>
@@ -3860,7 +4540,7 @@
               <w:pStyle w:val="Compact"/>
             </w:pPr>
             <w:r>
-              <w:t xml:space="preserve">Uptime Kuma</w:t>
+              <w:t xml:space="preserve">Grafana + Loki</w:t>
             </w:r>
           </w:p>
         </w:tc>
@@ -3874,16 +4554,7 @@
               <w:rPr>
                 <w:rFonts w:hint="eastAsia"/>
               </w:rPr>
-              <w:t xml:space="preserve">外部探针</w:t>
-            </w:r>
-            <w:r>
-              <w:t xml:space="preserve"> + IM </w:t>
-            </w:r>
-            <w:r>
-              <w:rPr>
-                <w:rFonts w:hint="eastAsia"/>
-              </w:rPr>
-              <w:t xml:space="preserve">报警</w:t>
+              <w:t xml:space="preserve">日志聚合</w:t>
             </w:r>
           </w:p>
         </w:tc>
@@ -3894,22 +4565,31 @@
               <w:pStyle w:val="Compact"/>
             </w:pPr>
             <w:r>
-              <w:t xml:space="preserve">docker </w:t>
+              <w:t xml:space="preserve">docker compose </w:t>
             </w:r>
             <w:r>
               <w:rPr>
                 <w:rFonts w:hint="eastAsia"/>
               </w:rPr>
-              <w:t xml:space="preserve">单容器,监</w:t>
-            </w:r>
-            <w:r>
-              <w:t xml:space="preserve"> </w:t>
+              <w:t xml:space="preserve">加</w:t>
+            </w:r>
+            <w:r>
+              <w:t xml:space="preserve"> promtail </w:t>
             </w:r>
             <w:r>
               <w:rPr>
-                <w:rStyle w:val="VerbatimChar"/>
+                <w:rFonts w:hint="eastAsia"/>
               </w:rPr>
-              <w:t xml:space="preserve">/api/health</w:t>
+              <w:t xml:space="preserve">收集</w:t>
+            </w:r>
+            <w:r>
+              <w:t xml:space="preserve"> mesa-{server,web} </w:t>
+            </w:r>
+            <w:r>
+              <w:rPr>
+                <w:rFonts w:hint="eastAsia"/>
+              </w:rPr>
+              <w:t xml:space="preserve">日志</w:t>
             </w:r>
           </w:p>
         </w:tc>
@@ -3922,7 +4602,7 @@
               <w:pStyle w:val="Compact"/>
             </w:pPr>
             <w:r>
-              <w:t xml:space="preserve">Grafana + Loki</w:t>
+              <w:t xml:space="preserve">Cloudflare Analytics</w:t>
             </w:r>
           </w:p>
         </w:tc>
@@ -3936,7 +4616,16 @@
               <w:rPr>
                 <w:rFonts w:hint="eastAsia"/>
               </w:rPr>
-              <w:t xml:space="preserve">日志聚合</w:t>
+              <w:t xml:space="preserve">接入层</w:t>
+            </w:r>
+            <w:r>
+              <w:t xml:space="preserve"> RPS / </w:t>
+            </w:r>
+            <w:r>
+              <w:rPr>
+                <w:rFonts w:hint="eastAsia"/>
+              </w:rPr>
+              <w:t xml:space="preserve">错误率</w:t>
             </w:r>
           </w:p>
         </w:tc>
@@ -3947,31 +4636,19 @@
               <w:pStyle w:val="Compact"/>
             </w:pPr>
             <w:r>
-              <w:t xml:space="preserve">docker compose </w:t>
-            </w:r>
-            <w:r>
               <w:rPr>
                 <w:rFonts w:hint="eastAsia"/>
               </w:rPr>
-              <w:t xml:space="preserve">加</w:t>
-            </w:r>
-            <w:r>
-              <w:t xml:space="preserve"> promtail </w:t>
+              <w:t xml:space="preserve">已自带,登录</w:t>
+            </w:r>
+            <w:r>
+              <w:t xml:space="preserve"> dashboard </w:t>
             </w:r>
             <w:r>
               <w:rPr>
                 <w:rFonts w:hint="eastAsia"/>
               </w:rPr>
-              <w:t xml:space="preserve">收集</w:t>
-            </w:r>
-            <w:r>
-              <w:t xml:space="preserve"> mesa-{server,web} </w:t>
-            </w:r>
-            <w:r>
-              <w:rPr>
-                <w:rFonts w:hint="eastAsia"/>
-              </w:rPr>
-              <w:t xml:space="preserve">日志</w:t>
+              <w:t xml:space="preserve">查看</w:t>
             </w:r>
           </w:p>
         </w:tc>
@@ -3984,7 +4661,7 @@
               <w:pStyle w:val="Compact"/>
             </w:pPr>
             <w:r>
-              <w:t xml:space="preserve">Cloudflare Analytics</w:t>
+              <w:t xml:space="preserve">Better Stack Heartbeat</w:t>
             </w:r>
           </w:p>
         </w:tc>
@@ -3998,16 +4675,7 @@
               <w:rPr>
                 <w:rFonts w:hint="eastAsia"/>
               </w:rPr>
-              <w:t xml:space="preserve">接入层</w:t>
-            </w:r>
-            <w:r>
-              <w:t xml:space="preserve"> RPS / </w:t>
-            </w:r>
-            <w:r>
-              <w:rPr>
-                <w:rFonts w:hint="eastAsia"/>
-              </w:rPr>
-              <w:t xml:space="preserve">错误率</w:t>
+              <w:t xml:space="preserve">备份心跳</w:t>
             </w:r>
           </w:p>
         </w:tc>
@@ -4021,23 +4689,42 @@
               <w:rPr>
                 <w:rFonts w:hint="eastAsia"/>
               </w:rPr>
-              <w:t xml:space="preserve">已自带,登录</w:t>
-            </w:r>
-            <w:r>
-              <w:t xml:space="preserve"> dashboard </w:t>
+              <w:t xml:space="preserve">在</w:t>
+            </w:r>
+            <w:r>
+              <w:t xml:space="preserve"> backup.sh </w:t>
             </w:r>
             <w:r>
               <w:rPr>
                 <w:rFonts w:hint="eastAsia"/>
               </w:rPr>
-              <w:t xml:space="preserve">查看</w:t>
+              <w:t xml:space="preserve">末尾</w:t>
+            </w:r>
+            <w:r>
+              <w:t xml:space="preserve"> curl </w:t>
+            </w:r>
+            <w:r>
+              <w:rPr>
+                <w:rFonts w:hint="eastAsia"/>
+              </w:rPr>
+              <w:t xml:space="preserve">一个</w:t>
+            </w:r>
+            <w:r>
+              <w:t xml:space="preserve"> </w:t>
+            </w:r>
+            <w:r>
+              <w:rPr>
+                <w:rFonts w:hint="eastAsia"/>
+              </w:rPr>
+              <w:t xml:space="preserve">webhook,失败时报警</w:t>
             </w:r>
           </w:p>
         </w:tc>
       </w:tr>
     </w:tbl>
-    <w:bookmarkEnd w:id="31"/>
-    <w:bookmarkStart w:id="32" w:name="附录-常用命令速查"/>
+    <w:bookmarkEnd w:id="33"/>
+    <w:bookmarkEnd w:id="34"/>
+    <w:bookmarkStart w:id="35" w:name="附录-常用命令速查"/>
     <w:p>
       <w:pPr>
         <w:pStyle w:val="Heading1"/>
@@ -4450,7 +5137,7 @@
         <w:t xml:space="preserve">-v</w:t>
       </w:r>
     </w:p>
-    <w:bookmarkEnd w:id="32"/>
+    <w:bookmarkEnd w:id="35"/>
     <w:sectPr>
       <w:footnotePr>
         <w:numRestart w:val="eachSect"/>
@@ -4756,6 +5443,9 @@
     <w:abstractNumId w:val="991"/>
   </w:num>
   <w:num w:numId="1002">
+    <w:abstractNumId w:val="991"/>
+  </w:num>
+  <w:num w:numId="1003">
     <w:abstractNumId w:val="99411"/>
     <w:lvlOverride w:ilvl="0">
       <w:startOverride w:val="1"/>
@@ -4784,6 +5474,12 @@
     <w:lvlOverride w:ilvl="8">
       <w:startOverride w:val="1"/>
     </w:lvlOverride>
+  </w:num>
+  <w:num w:numId="1004">
+    <w:abstractNumId w:val="991"/>
+  </w:num>
+  <w:num w:numId="1005">
+    <w:abstractNumId w:val="991"/>
   </w:num>
 </w:numbering>
 </file>

--- a/delivery-docs/04_系统日常运维与数据灾备恢复手册.docx
+++ b/delivery-docs/04_系统日常运维与数据灾备恢复手册.docx
@@ -38,32 +38,6 @@
         <w:t xml:space="preserve">2026-05-22</w:t>
       </w:r>
     </w:p>
-    <w:sdt>
-      <w:sdtPr>
-        <w:docPartObj>
-          <w:docPartGallery w:val="Table of Contents"/>
-          <w:docPartUnique/>
-        </w:docPartObj>
-      </w:sdtPr>
-      <w:sdtContent>
-        <w:p>
-          <w:pPr>
-            <w:pStyle w:val="TOCHeading"/>
-          </w:pPr>
-          <w:r>
-            <w:t xml:space="preserve">Table of Contents</w:t>
-          </w:r>
-        </w:p>
-        <w:p>
-          <w:r>
-            <w:fldChar w:fldCharType="begin" w:dirty="true"/>
-            <w:instrText xml:space="preserve">TOC \o "1-2" \h \z \u</w:instrText>
-            <w:fldChar w:fldCharType="separate"/>
-            <w:fldChar w:fldCharType="end"/>
-          </w:r>
-        </w:p>
-      </w:sdtContent>
-    </w:sdt>
     <w:bookmarkStart w:id="11" w:name="日常巡检-sop"/>
     <w:p>
       <w:pPr>
@@ -5138,6 +5112,1381 @@
       </w:r>
     </w:p>
     <w:bookmarkEnd w:id="35"/>
+    <w:bookmarkStart w:id="42" w:name="新功能运维注意事项"/>
+    <w:p>
+      <w:pPr>
+        <w:pStyle w:val="Heading1"/>
+      </w:pPr>
+      <w:r>
+        <w:t xml:space="preserve">9. </w:t>
+      </w:r>
+      <w:r>
+        <w:rPr>
+          <w:rFonts w:hint="eastAsia"/>
+        </w:rPr>
+        <w:t xml:space="preserve">新功能运维注意事项</w:t>
+      </w:r>
+    </w:p>
+    <w:bookmarkStart w:id="36" w:name="评价系统数据增长"/>
+    <w:p>
+      <w:pPr>
+        <w:pStyle w:val="Heading2"/>
+      </w:pPr>
+      <w:r>
+        <w:t xml:space="preserve">9.1 </w:t>
+      </w:r>
+      <w:r>
+        <w:rPr>
+          <w:rFonts w:hint="eastAsia"/>
+        </w:rPr>
+        <w:t xml:space="preserve">评价系统数据增长</w:t>
+      </w:r>
+    </w:p>
+    <w:tbl>
+      <w:tblPr>
+        <w:tblStyle w:val="Table"/>
+        <w:tblW w:type="pct" w:w="5000"/>
+        <w:tblLayout w:type="fixed"/>
+        <w:tblLook w:firstRow="1" w:lastRow="0" w:firstColumn="0" w:lastColumn="0" w:noHBand="0" w:noVBand="0" w:val="0020"/>
+      </w:tblPr>
+      <w:tblGrid>
+        <w:gridCol w:w="1440"/>
+        <w:gridCol w:w="3240"/>
+        <w:gridCol w:w="3240"/>
+      </w:tblGrid>
+      <w:tr>
+        <w:trPr>
+          <w:tblHeader w:val="on"/>
+        </w:trPr>
+        <w:tc>
+          <w:tcPr/>
+          <w:p>
+            <w:pPr>
+              <w:pStyle w:val="Compact"/>
+            </w:pPr>
+            <w:r>
+              <w:rPr>
+                <w:rFonts w:hint="eastAsia"/>
+              </w:rPr>
+              <w:t xml:space="preserve">表</w:t>
+            </w:r>
+          </w:p>
+        </w:tc>
+        <w:tc>
+          <w:tcPr/>
+          <w:p>
+            <w:pPr>
+              <w:pStyle w:val="Compact"/>
+            </w:pPr>
+            <w:r>
+              <w:rPr>
+                <w:rFonts w:hint="eastAsia"/>
+              </w:rPr>
+              <w:t xml:space="preserve">增长速度</w:t>
+            </w:r>
+          </w:p>
+        </w:tc>
+        <w:tc>
+          <w:tcPr/>
+          <w:p>
+            <w:pPr>
+              <w:pStyle w:val="Compact"/>
+            </w:pPr>
+            <w:r>
+              <w:rPr>
+                <w:rFonts w:hint="eastAsia"/>
+              </w:rPr>
+              <w:t xml:space="preserve">监控阈值</w:t>
+            </w:r>
+          </w:p>
+        </w:tc>
+      </w:tr>
+      <w:tr>
+        <w:tc>
+          <w:tcPr/>
+          <w:p>
+            <w:pPr>
+              <w:pStyle w:val="Compact"/>
+            </w:pPr>
+            <w:r>
+              <w:rPr>
+                <w:rStyle w:val="VerbatimChar"/>
+              </w:rPr>
+              <w:t xml:space="preserve">reviews</w:t>
+            </w:r>
+          </w:p>
+        </w:tc>
+        <w:tc>
+          <w:tcPr/>
+          <w:p>
+            <w:pPr>
+              <w:pStyle w:val="Compact"/>
+            </w:pPr>
+            <w:r>
+              <w:rPr>
+                <w:rFonts w:hint="eastAsia"/>
+              </w:rPr>
+              <w:t xml:space="preserve">中速,每候选人</w:t>
+            </w:r>
+            <w:r>
+              <w:t xml:space="preserve"> 5-50 </w:t>
+            </w:r>
+            <w:r>
+              <w:rPr>
+                <w:rFonts w:hint="eastAsia"/>
+              </w:rPr>
+              <w:t xml:space="preserve">条</w:t>
+            </w:r>
+          </w:p>
+        </w:tc>
+        <w:tc>
+          <w:tcPr/>
+          <w:p>
+            <w:pPr>
+              <w:pStyle w:val="Compact"/>
+            </w:pPr>
+            <w:r>
+              <w:rPr>
+                <w:rFonts w:hint="eastAsia"/>
+              </w:rPr>
+              <w:t xml:space="preserve">单表</w:t>
+            </w:r>
+            <w:r>
+              <w:t xml:space="preserve"> &gt; 100MB </w:t>
+            </w:r>
+            <w:r>
+              <w:rPr>
+                <w:rFonts w:hint="eastAsia"/>
+              </w:rPr>
+              <w:t xml:space="preserve">关注</w:t>
+            </w:r>
+          </w:p>
+        </w:tc>
+      </w:tr>
+      <w:tr>
+        <w:tc>
+          <w:tcPr/>
+          <w:p>
+            <w:pPr>
+              <w:pStyle w:val="Compact"/>
+            </w:pPr>
+            <w:r>
+              <w:rPr>
+                <w:rStyle w:val="VerbatimChar"/>
+              </w:rPr>
+              <w:t xml:space="preserve">review_votes</w:t>
+            </w:r>
+          </w:p>
+        </w:tc>
+        <w:tc>
+          <w:tcPr/>
+          <w:p>
+            <w:pPr>
+              <w:pStyle w:val="Compact"/>
+            </w:pPr>
+            <w:r>
+              <w:rPr>
+                <w:rFonts w:hint="eastAsia"/>
+              </w:rPr>
+              <w:t xml:space="preserve">快速,每评价</w:t>
+            </w:r>
+            <w:r>
+              <w:t xml:space="preserve"> N </w:t>
+            </w:r>
+            <w:r>
+              <w:rPr>
+                <w:rFonts w:hint="eastAsia"/>
+              </w:rPr>
+              <w:t xml:space="preserve">投票</w:t>
+            </w:r>
+            <w:r>
+              <w:t xml:space="preserve"> × </w:t>
+            </w:r>
+            <w:r>
+              <w:rPr>
+                <w:rFonts w:hint="eastAsia"/>
+              </w:rPr>
+              <w:t xml:space="preserve">全员</w:t>
+            </w:r>
+          </w:p>
+        </w:tc>
+        <w:tc>
+          <w:tcPr/>
+          <w:p>
+            <w:pPr>
+              <w:pStyle w:val="Compact"/>
+            </w:pPr>
+            <w:r>
+              <w:rPr>
+                <w:rFonts w:hint="eastAsia"/>
+              </w:rPr>
+              <w:t xml:space="preserve">单表</w:t>
+            </w:r>
+            <w:r>
+              <w:t xml:space="preserve"> &gt; 50MB </w:t>
+            </w:r>
+            <w:r>
+              <w:rPr>
+                <w:rFonts w:hint="eastAsia"/>
+              </w:rPr>
+              <w:t xml:space="preserve">加</w:t>
+            </w:r>
+            <w:r>
+              <w:t xml:space="preserve"> index </w:t>
+            </w:r>
+            <w:r>
+              <w:rPr>
+                <w:rFonts w:hint="eastAsia"/>
+              </w:rPr>
+              <w:t xml:space="preserve">检查</w:t>
+            </w:r>
+          </w:p>
+        </w:tc>
+      </w:tr>
+    </w:tbl>
+    <w:p>
+      <w:pPr>
+        <w:pStyle w:val="BodyText"/>
+      </w:pPr>
+      <w:r>
+        <w:rPr>
+          <w:rFonts w:hint="eastAsia"/>
+        </w:rPr>
+        <w:t xml:space="preserve">清理策略(可选定期</w:t>
+      </w:r>
+      <w:r>
+        <w:t xml:space="preserve"> cron):</w:t>
+      </w:r>
+    </w:p>
+    <w:p>
+      <w:pPr>
+        <w:pStyle w:val="SourceCode"/>
+      </w:pPr>
+      <w:r>
+        <w:rPr>
+          <w:rStyle w:val="CommentTok"/>
+        </w:rPr>
+        <w:t xml:space="preserve">-- 删除已 soft-deleted 超过 90 天的评价及其投票/回复(Cascade)</w:t>
+      </w:r>
+      <w:r>
+        <w:br/>
+      </w:r>
+      <w:r>
+        <w:rPr>
+          <w:rStyle w:val="KeywordTok"/>
+        </w:rPr>
+        <w:t xml:space="preserve">DELETE</w:t>
+      </w:r>
+      <w:r>
+        <w:rPr>
+          <w:rStyle w:val="NormalTok"/>
+        </w:rPr>
+        <w:t xml:space="preserve"> </w:t>
+      </w:r>
+      <w:r>
+        <w:rPr>
+          <w:rStyle w:val="KeywordTok"/>
+        </w:rPr>
+        <w:t xml:space="preserve">FROM</w:t>
+      </w:r>
+      <w:r>
+        <w:rPr>
+          <w:rStyle w:val="NormalTok"/>
+        </w:rPr>
+        <w:t xml:space="preserve"> reviews </w:t>
+      </w:r>
+      <w:r>
+        <w:rPr>
+          <w:rStyle w:val="KeywordTok"/>
+        </w:rPr>
+        <w:t xml:space="preserve">WHERE</w:t>
+      </w:r>
+      <w:r>
+        <w:rPr>
+          <w:rStyle w:val="NormalTok"/>
+        </w:rPr>
+        <w:t xml:space="preserve"> deleted_at </w:t>
+      </w:r>
+      <w:r>
+        <w:rPr>
+          <w:rStyle w:val="OperatorTok"/>
+        </w:rPr>
+        <w:t xml:space="preserve">&lt;</w:t>
+      </w:r>
+      <w:r>
+        <w:rPr>
+          <w:rStyle w:val="NormalTok"/>
+        </w:rPr>
+        <w:t xml:space="preserve"> NOW() </w:t>
+      </w:r>
+      <w:r>
+        <w:rPr>
+          <w:rStyle w:val="OperatorTok"/>
+        </w:rPr>
+        <w:t xml:space="preserve">-</w:t>
+      </w:r>
+      <w:r>
+        <w:rPr>
+          <w:rStyle w:val="NormalTok"/>
+        </w:rPr>
+        <w:t xml:space="preserve"> </w:t>
+      </w:r>
+      <w:r>
+        <w:rPr>
+          <w:rStyle w:val="DataTypeTok"/>
+        </w:rPr>
+        <w:t xml:space="preserve">INTERVAL</w:t>
+      </w:r>
+      <w:r>
+        <w:rPr>
+          <w:rStyle w:val="NormalTok"/>
+        </w:rPr>
+        <w:t xml:space="preserve"> </w:t>
+      </w:r>
+      <w:r>
+        <w:rPr>
+          <w:rStyle w:val="StringTok"/>
+        </w:rPr>
+        <w:t xml:space="preserve">'90 days'</w:t>
+      </w:r>
+      <w:r>
+        <w:rPr>
+          <w:rStyle w:val="NormalTok"/>
+        </w:rPr>
+        <w:t xml:space="preserve">;</w:t>
+      </w:r>
+      <w:r>
+        <w:br/>
+      </w:r>
+      <w:r>
+        <w:br/>
+      </w:r>
+      <w:r>
+        <w:rPr>
+          <w:rStyle w:val="CommentTok"/>
+        </w:rPr>
+        <w:t xml:space="preserve">-- 删除孤儿投票(理论上 Cascade 已处理,周巡检确认)</w:t>
+      </w:r>
+      <w:r>
+        <w:br/>
+      </w:r>
+      <w:r>
+        <w:rPr>
+          <w:rStyle w:val="KeywordTok"/>
+        </w:rPr>
+        <w:t xml:space="preserve">DELETE</w:t>
+      </w:r>
+      <w:r>
+        <w:rPr>
+          <w:rStyle w:val="NormalTok"/>
+        </w:rPr>
+        <w:t xml:space="preserve"> </w:t>
+      </w:r>
+      <w:r>
+        <w:rPr>
+          <w:rStyle w:val="KeywordTok"/>
+        </w:rPr>
+        <w:t xml:space="preserve">FROM</w:t>
+      </w:r>
+      <w:r>
+        <w:rPr>
+          <w:rStyle w:val="NormalTok"/>
+        </w:rPr>
+        <w:t xml:space="preserve"> review_votes </w:t>
+      </w:r>
+      <w:r>
+        <w:rPr>
+          <w:rStyle w:val="KeywordTok"/>
+        </w:rPr>
+        <w:t xml:space="preserve">WHERE</w:t>
+      </w:r>
+      <w:r>
+        <w:rPr>
+          <w:rStyle w:val="NormalTok"/>
+        </w:rPr>
+        <w:t xml:space="preserve"> </w:t>
+      </w:r>
+      <w:r>
+        <w:rPr>
+          <w:rStyle w:val="KeywordTok"/>
+        </w:rPr>
+        <w:t xml:space="preserve">NOT</w:t>
+      </w:r>
+      <w:r>
+        <w:rPr>
+          <w:rStyle w:val="NormalTok"/>
+        </w:rPr>
+        <w:t xml:space="preserve"> </w:t>
+      </w:r>
+      <w:r>
+        <w:rPr>
+          <w:rStyle w:val="KeywordTok"/>
+        </w:rPr>
+        <w:t xml:space="preserve">EXISTS</w:t>
+      </w:r>
+      <w:r>
+        <w:rPr>
+          <w:rStyle w:val="NormalTok"/>
+        </w:rPr>
+        <w:t xml:space="preserve"> (</w:t>
+      </w:r>
+      <w:r>
+        <w:rPr>
+          <w:rStyle w:val="KeywordTok"/>
+        </w:rPr>
+        <w:t xml:space="preserve">SELECT</w:t>
+      </w:r>
+      <w:r>
+        <w:rPr>
+          <w:rStyle w:val="NormalTok"/>
+        </w:rPr>
+        <w:t xml:space="preserve"> </w:t>
+      </w:r>
+      <w:r>
+        <w:rPr>
+          <w:rStyle w:val="DecValTok"/>
+        </w:rPr>
+        <w:t xml:space="preserve">1</w:t>
+      </w:r>
+      <w:r>
+        <w:rPr>
+          <w:rStyle w:val="NormalTok"/>
+        </w:rPr>
+        <w:t xml:space="preserve"> </w:t>
+      </w:r>
+      <w:r>
+        <w:rPr>
+          <w:rStyle w:val="KeywordTok"/>
+        </w:rPr>
+        <w:t xml:space="preserve">FROM</w:t>
+      </w:r>
+      <w:r>
+        <w:rPr>
+          <w:rStyle w:val="NormalTok"/>
+        </w:rPr>
+        <w:t xml:space="preserve"> reviews r </w:t>
+      </w:r>
+      <w:r>
+        <w:rPr>
+          <w:rStyle w:val="KeywordTok"/>
+        </w:rPr>
+        <w:t xml:space="preserve">WHERE</w:t>
+      </w:r>
+      <w:r>
+        <w:rPr>
+          <w:rStyle w:val="NormalTok"/>
+        </w:rPr>
+        <w:t xml:space="preserve"> r.</w:t>
+      </w:r>
+      <w:r>
+        <w:rPr>
+          <w:rStyle w:val="KeywordTok"/>
+        </w:rPr>
+        <w:t xml:space="preserve">id</w:t>
+      </w:r>
+      <w:r>
+        <w:rPr>
+          <w:rStyle w:val="NormalTok"/>
+        </w:rPr>
+        <w:t xml:space="preserve"> </w:t>
+      </w:r>
+      <w:r>
+        <w:rPr>
+          <w:rStyle w:val="OperatorTok"/>
+        </w:rPr>
+        <w:t xml:space="preserve">=</w:t>
+      </w:r>
+      <w:r>
+        <w:rPr>
+          <w:rStyle w:val="NormalTok"/>
+        </w:rPr>
+        <w:t xml:space="preserve"> review_id);</w:t>
+      </w:r>
+    </w:p>
+    <w:bookmarkEnd w:id="36"/>
+    <w:bookmarkStart w:id="37" w:name="sharelink-清理"/>
+    <w:p>
+      <w:pPr>
+        <w:pStyle w:val="Heading2"/>
+      </w:pPr>
+      <w:r>
+        <w:t xml:space="preserve">9.2 ShareLink </w:t>
+      </w:r>
+      <w:r>
+        <w:rPr>
+          <w:rFonts w:hint="eastAsia"/>
+        </w:rPr>
+        <w:t xml:space="preserve">清理</w:t>
+      </w:r>
+    </w:p>
+    <w:p>
+      <w:pPr>
+        <w:pStyle w:val="SourceCode"/>
+      </w:pPr>
+      <w:r>
+        <w:rPr>
+          <w:rStyle w:val="CommentTok"/>
+        </w:rPr>
+        <w:t xml:space="preserve">-- 过期 &gt; 7 天的 ShareLink 已无用,可清理</w:t>
+      </w:r>
+      <w:r>
+        <w:br/>
+      </w:r>
+      <w:r>
+        <w:rPr>
+          <w:rStyle w:val="KeywordTok"/>
+        </w:rPr>
+        <w:t xml:space="preserve">DELETE</w:t>
+      </w:r>
+      <w:r>
+        <w:rPr>
+          <w:rStyle w:val="NormalTok"/>
+        </w:rPr>
+        <w:t xml:space="preserve"> </w:t>
+      </w:r>
+      <w:r>
+        <w:rPr>
+          <w:rStyle w:val="KeywordTok"/>
+        </w:rPr>
+        <w:t xml:space="preserve">FROM</w:t>
+      </w:r>
+      <w:r>
+        <w:rPr>
+          <w:rStyle w:val="NormalTok"/>
+        </w:rPr>
+        <w:t xml:space="preserve"> share_links</w:t>
+      </w:r>
+      <w:r>
+        <w:br/>
+      </w:r>
+      <w:r>
+        <w:rPr>
+          <w:rStyle w:val="NormalTok"/>
+        </w:rPr>
+        <w:t xml:space="preserve"> </w:t>
+      </w:r>
+      <w:r>
+        <w:rPr>
+          <w:rStyle w:val="KeywordTok"/>
+        </w:rPr>
+        <w:t xml:space="preserve">WHERE</w:t>
+      </w:r>
+      <w:r>
+        <w:rPr>
+          <w:rStyle w:val="NormalTok"/>
+        </w:rPr>
+        <w:t xml:space="preserve"> expires_at </w:t>
+      </w:r>
+      <w:r>
+        <w:rPr>
+          <w:rStyle w:val="KeywordTok"/>
+        </w:rPr>
+        <w:t xml:space="preserve">IS</w:t>
+      </w:r>
+      <w:r>
+        <w:rPr>
+          <w:rStyle w:val="NormalTok"/>
+        </w:rPr>
+        <w:t xml:space="preserve"> </w:t>
+      </w:r>
+      <w:r>
+        <w:rPr>
+          <w:rStyle w:val="KeywordTok"/>
+        </w:rPr>
+        <w:t xml:space="preserve">NOT</w:t>
+      </w:r>
+      <w:r>
+        <w:rPr>
+          <w:rStyle w:val="NormalTok"/>
+        </w:rPr>
+        <w:t xml:space="preserve"> </w:t>
+      </w:r>
+      <w:r>
+        <w:rPr>
+          <w:rStyle w:val="KeywordTok"/>
+        </w:rPr>
+        <w:t xml:space="preserve">NULL</w:t>
+      </w:r>
+      <w:r>
+        <w:rPr>
+          <w:rStyle w:val="NormalTok"/>
+        </w:rPr>
+        <w:t xml:space="preserve"> </w:t>
+      </w:r>
+      <w:r>
+        <w:rPr>
+          <w:rStyle w:val="KeywordTok"/>
+        </w:rPr>
+        <w:t xml:space="preserve">AND</w:t>
+      </w:r>
+      <w:r>
+        <w:rPr>
+          <w:rStyle w:val="NormalTok"/>
+        </w:rPr>
+        <w:t xml:space="preserve"> expires_at </w:t>
+      </w:r>
+      <w:r>
+        <w:rPr>
+          <w:rStyle w:val="OperatorTok"/>
+        </w:rPr>
+        <w:t xml:space="preserve">&lt;</w:t>
+      </w:r>
+      <w:r>
+        <w:rPr>
+          <w:rStyle w:val="NormalTok"/>
+        </w:rPr>
+        <w:t xml:space="preserve"> NOW() </w:t>
+      </w:r>
+      <w:r>
+        <w:rPr>
+          <w:rStyle w:val="OperatorTok"/>
+        </w:rPr>
+        <w:t xml:space="preserve">-</w:t>
+      </w:r>
+      <w:r>
+        <w:rPr>
+          <w:rStyle w:val="NormalTok"/>
+        </w:rPr>
+        <w:t xml:space="preserve"> </w:t>
+      </w:r>
+      <w:r>
+        <w:rPr>
+          <w:rStyle w:val="DataTypeTok"/>
+        </w:rPr>
+        <w:t xml:space="preserve">INTERVAL</w:t>
+      </w:r>
+      <w:r>
+        <w:rPr>
+          <w:rStyle w:val="NormalTok"/>
+        </w:rPr>
+        <w:t xml:space="preserve"> </w:t>
+      </w:r>
+      <w:r>
+        <w:rPr>
+          <w:rStyle w:val="StringTok"/>
+        </w:rPr>
+        <w:t xml:space="preserve">'7 days'</w:t>
+      </w:r>
+      <w:r>
+        <w:rPr>
+          <w:rStyle w:val="NormalTok"/>
+        </w:rPr>
+        <w:t xml:space="preserve">;</w:t>
+      </w:r>
+    </w:p>
+    <w:bookmarkEnd w:id="37"/>
+    <w:bookmarkStart w:id="38" w:name="r2-业务桶清理简历-评价附件"/>
+    <w:p>
+      <w:pPr>
+        <w:pStyle w:val="Heading2"/>
+      </w:pPr>
+      <w:r>
+        <w:t xml:space="preserve">9.3 R2 </w:t>
+      </w:r>
+      <w:r>
+        <w:rPr>
+          <w:rFonts w:hint="eastAsia"/>
+        </w:rPr>
+        <w:t xml:space="preserve">业务桶清理(简历</w:t>
+      </w:r>
+      <w:r>
+        <w:t xml:space="preserve"> + </w:t>
+      </w:r>
+      <w:r>
+        <w:rPr>
+          <w:rFonts w:hint="eastAsia"/>
+        </w:rPr>
+        <w:t xml:space="preserve">评价附件)</w:t>
+      </w:r>
+    </w:p>
+    <w:p>
+      <w:pPr>
+        <w:pStyle w:val="FirstParagraph"/>
+      </w:pPr>
+      <w:r>
+        <w:rPr>
+          <w:rStyle w:val="VerbatimChar"/>
+        </w:rPr>
+        <w:t xml:space="preserve">mesa-resumes</w:t>
+      </w:r>
+      <w:r>
+        <w:t xml:space="preserve"> </w:t>
+      </w:r>
+      <w:r>
+        <w:rPr>
+          <w:rFonts w:hint="eastAsia"/>
+        </w:rPr>
+        <w:t xml:space="preserve">桶里有两类文件:</w:t>
+      </w:r>
+      <w:r>
+        <w:t xml:space="preserve"> </w:t>
+      </w:r>
+      <w:r>
+        <w:t xml:space="preserve">-</w:t>
+      </w:r>
+      <w:r>
+        <w:t xml:space="preserve"> </w:t>
+      </w:r>
+      <w:r>
+        <w:rPr>
+          <w:rStyle w:val="VerbatimChar"/>
+        </w:rPr>
+        <w:t xml:space="preserve">uploads/&lt;uuid&gt;.pdf</w:t>
+      </w:r>
+      <w:r>
+        <w:t xml:space="preserve"> </w:t>
+      </w:r>
+      <w:r>
+        <w:t xml:space="preserve">— </w:t>
+      </w:r>
+      <w:r>
+        <w:rPr>
+          <w:rFonts w:hint="eastAsia"/>
+        </w:rPr>
+        <w:t xml:space="preserve">候选人简历</w:t>
+      </w:r>
+      <w:r>
+        <w:t xml:space="preserve"> </w:t>
+      </w:r>
+      <w:r>
+        <w:t xml:space="preserve">-</w:t>
+      </w:r>
+      <w:r>
+        <w:t xml:space="preserve"> </w:t>
+      </w:r>
+      <w:r>
+        <w:rPr>
+          <w:rStyle w:val="VerbatimChar"/>
+        </w:rPr>
+        <w:t xml:space="preserve">reviews/public/&lt;uuid&gt;.*</w:t>
+      </w:r>
+      <w:r>
+        <w:t xml:space="preserve"> </w:t>
+      </w:r>
+      <w:r>
+        <w:t xml:space="preserve">— </w:t>
+      </w:r>
+      <w:r>
+        <w:rPr>
+          <w:rFonts w:hint="eastAsia"/>
+        </w:rPr>
+        <w:t xml:space="preserve">公开访客评价附件</w:t>
+      </w:r>
+    </w:p>
+    <w:p>
+      <w:pPr>
+        <w:pStyle w:val="BodyText"/>
+      </w:pPr>
+      <w:r>
+        <w:rPr>
+          <w:rFonts w:hint="eastAsia"/>
+        </w:rPr>
+        <w:t xml:space="preserve">定期对比</w:t>
+      </w:r>
+      <w:r>
+        <w:t xml:space="preserve"> DB </w:t>
+      </w:r>
+      <w:r>
+        <w:rPr>
+          <w:rFonts w:hint="eastAsia"/>
+        </w:rPr>
+        <w:t xml:space="preserve">实际引用,删除孤儿对象,避免桶无限增长。</w:t>
+      </w:r>
+    </w:p>
+    <w:bookmarkEnd w:id="38"/>
+    <w:bookmarkStart w:id="39" w:name="kimi-api-用量监控"/>
+    <w:p>
+      <w:pPr>
+        <w:pStyle w:val="Heading2"/>
+      </w:pPr>
+      <w:r>
+        <w:t xml:space="preserve">9.4 Kimi API </w:t>
+      </w:r>
+      <w:r>
+        <w:rPr>
+          <w:rFonts w:hint="eastAsia"/>
+        </w:rPr>
+        <w:t xml:space="preserve">用量监控</w:t>
+      </w:r>
+    </w:p>
+    <w:p>
+      <w:pPr>
+        <w:pStyle w:val="SourceCode"/>
+      </w:pPr>
+      <w:r>
+        <w:rPr>
+          <w:rStyle w:val="CommentTok"/>
+        </w:rPr>
+        <w:t xml:space="preserve"># 看今日 Kimi 调用次数</w:t>
+      </w:r>
+      <w:r>
+        <w:br/>
+      </w:r>
+      <w:r>
+        <w:rPr>
+          <w:rStyle w:val="ExtensionTok"/>
+        </w:rPr>
+        <w:t xml:space="preserve">docker</w:t>
+      </w:r>
+      <w:r>
+        <w:rPr>
+          <w:rStyle w:val="NormalTok"/>
+        </w:rPr>
+        <w:t xml:space="preserve"> compose logs </w:t>
+      </w:r>
+      <w:r>
+        <w:rPr>
+          <w:rStyle w:val="AttributeTok"/>
+        </w:rPr>
+        <w:t xml:space="preserve">--since</w:t>
+      </w:r>
+      <w:r>
+        <w:rPr>
+          <w:rStyle w:val="NormalTok"/>
+        </w:rPr>
+        <w:t xml:space="preserve"> 24h backend </w:t>
+      </w:r>
+      <w:r>
+        <w:rPr>
+          <w:rStyle w:val="KeywordTok"/>
+        </w:rPr>
+        <w:t xml:space="preserve">|</w:t>
+      </w:r>
+      <w:r>
+        <w:rPr>
+          <w:rStyle w:val="NormalTok"/>
+        </w:rPr>
+        <w:t xml:space="preserve"> </w:t>
+      </w:r>
+      <w:r>
+        <w:rPr>
+          <w:rStyle w:val="FunctionTok"/>
+        </w:rPr>
+        <w:t xml:space="preserve">grep</w:t>
+      </w:r>
+      <w:r>
+        <w:rPr>
+          <w:rStyle w:val="NormalTok"/>
+        </w:rPr>
+        <w:t xml:space="preserve"> </w:t>
+      </w:r>
+      <w:r>
+        <w:rPr>
+          <w:rStyle w:val="StringTok"/>
+        </w:rPr>
+        <w:t xml:space="preserve">"kimi"</w:t>
+      </w:r>
+      <w:r>
+        <w:rPr>
+          <w:rStyle w:val="NormalTok"/>
+        </w:rPr>
+        <w:t xml:space="preserve"> </w:t>
+      </w:r>
+      <w:r>
+        <w:rPr>
+          <w:rStyle w:val="KeywordTok"/>
+        </w:rPr>
+        <w:t xml:space="preserve">|</w:t>
+      </w:r>
+      <w:r>
+        <w:rPr>
+          <w:rStyle w:val="NormalTok"/>
+        </w:rPr>
+        <w:t xml:space="preserve"> </w:t>
+      </w:r>
+      <w:r>
+        <w:rPr>
+          <w:rStyle w:val="FunctionTok"/>
+        </w:rPr>
+        <w:t xml:space="preserve">wc</w:t>
+      </w:r>
+      <w:r>
+        <w:rPr>
+          <w:rStyle w:val="NormalTok"/>
+        </w:rPr>
+        <w:t xml:space="preserve"> </w:t>
+      </w:r>
+      <w:r>
+        <w:rPr>
+          <w:rStyle w:val="AttributeTok"/>
+        </w:rPr>
+        <w:t xml:space="preserve">-l</w:t>
+      </w:r>
+    </w:p>
+    <w:p>
+      <w:pPr>
+        <w:pStyle w:val="FirstParagraph"/>
+      </w:pPr>
+      <w:r>
+        <w:rPr>
+          <w:rFonts w:hint="eastAsia"/>
+        </w:rPr>
+        <w:t xml:space="preserve">如发现异常激增,先</w:t>
+      </w:r>
+      <w:r>
+        <w:t xml:space="preserve"> admin UI </w:t>
+      </w:r>
+      <w:r>
+        <w:rPr>
+          <w:rFonts w:hint="eastAsia"/>
+        </w:rPr>
+        <w:t xml:space="preserve">把</w:t>
+      </w:r>
+      <w:r>
+        <w:t xml:space="preserve"> </w:t>
+      </w:r>
+      <w:r>
+        <w:rPr>
+          <w:rStyle w:val="VerbatimChar"/>
+        </w:rPr>
+        <w:t xml:space="preserve">kimi.api_key</w:t>
+      </w:r>
+      <w:r>
+        <w:t xml:space="preserve"> </w:t>
+      </w:r>
+      <w:r>
+        <w:rPr>
+          <w:rFonts w:hint="eastAsia"/>
+        </w:rPr>
+        <w:t xml:space="preserve">设为空字符串临时停服。</w:t>
+      </w:r>
+    </w:p>
+    <w:bookmarkEnd w:id="39"/>
+    <w:bookmarkStart w:id="40" w:name="浏览器通知-音效不工作排查"/>
+    <w:p>
+      <w:pPr>
+        <w:pStyle w:val="Heading2"/>
+      </w:pPr>
+      <w:r>
+        <w:t xml:space="preserve">9.5 </w:t>
+      </w:r>
+      <w:r>
+        <w:rPr>
+          <w:rFonts w:hint="eastAsia"/>
+        </w:rPr>
+        <w:t xml:space="preserve">浏览器通知</w:t>
+      </w:r>
+      <w:r>
+        <w:t xml:space="preserve"> / </w:t>
+      </w:r>
+      <w:r>
+        <w:rPr>
+          <w:rFonts w:hint="eastAsia"/>
+        </w:rPr>
+        <w:t xml:space="preserve">音效不工作排查</w:t>
+      </w:r>
+    </w:p>
+    <w:p>
+      <w:pPr>
+        <w:pStyle w:val="FirstParagraph"/>
+      </w:pPr>
+      <w:r>
+        <w:rPr>
+          <w:rFonts w:hint="eastAsia"/>
+        </w:rPr>
+        <w:t xml:space="preserve">候选人详情页新评价应触发桌面通知</w:t>
+      </w:r>
+      <w:r>
+        <w:t xml:space="preserve"> + </w:t>
+      </w:r>
+      <w:r>
+        <w:rPr>
+          <w:rFonts w:hint="eastAsia"/>
+        </w:rPr>
+        <w:t xml:space="preserve">音效,若无效:</w:t>
+      </w:r>
+      <w:r>
+        <w:t xml:space="preserve"> </w:t>
+      </w:r>
+      <w:r>
+        <w:t xml:space="preserve">1. </w:t>
+      </w:r>
+      <w:r>
+        <w:rPr>
+          <w:rFonts w:hint="eastAsia"/>
+        </w:rPr>
+        <w:t xml:space="preserve">浏览器地址栏</w:t>
+      </w:r>
+      <w:r>
+        <w:t xml:space="preserve"> → </w:t>
+      </w:r>
+      <w:r>
+        <w:rPr>
+          <w:rFonts w:hint="eastAsia"/>
+        </w:rPr>
+        <w:t xml:space="preserve">站点权限</w:t>
+      </w:r>
+      <w:r>
+        <w:t xml:space="preserve"> → </w:t>
+      </w:r>
+      <w:r>
+        <w:rPr>
+          <w:rFonts w:hint="eastAsia"/>
+        </w:rPr>
+        <w:t xml:space="preserve">通知</w:t>
+      </w:r>
+      <w:r>
+        <w:t xml:space="preserve"> = </w:t>
+      </w:r>
+      <w:r>
+        <w:rPr>
+          <w:rFonts w:hint="eastAsia"/>
+        </w:rPr>
+        <w:t xml:space="preserve">允许</w:t>
+      </w:r>
+      <w:r>
+        <w:t xml:space="preserve"> </w:t>
+      </w:r>
+      <w:r>
+        <w:t xml:space="preserve">2. Chrome </w:t>
+      </w:r>
+      <w:r>
+        <w:rPr>
+          <w:rFonts w:hint="eastAsia"/>
+        </w:rPr>
+        <w:t xml:space="preserve">设置</w:t>
+      </w:r>
+      <w:r>
+        <w:t xml:space="preserve"> → </w:t>
+      </w:r>
+      <w:r>
+        <w:rPr>
+          <w:rFonts w:hint="eastAsia"/>
+        </w:rPr>
+        <w:t xml:space="preserve">隐私</w:t>
+      </w:r>
+      <w:r>
+        <w:t xml:space="preserve"> → </w:t>
+      </w:r>
+      <w:r>
+        <w:rPr>
+          <w:rFonts w:hint="eastAsia"/>
+        </w:rPr>
+        <w:t xml:space="preserve">站点设置</w:t>
+      </w:r>
+      <w:r>
+        <w:t xml:space="preserve"> → </w:t>
+      </w:r>
+      <w:r>
+        <w:rPr>
+          <w:rFonts w:hint="eastAsia"/>
+        </w:rPr>
+        <w:t xml:space="preserve">通知</w:t>
+      </w:r>
+      <w:r>
+        <w:t xml:space="preserve"> →</w:t>
+      </w:r>
+      <w:r>
+        <w:t xml:space="preserve"> </w:t>
+      </w:r>
+      <w:r>
+        <w:rPr>
+          <w:rStyle w:val="VerbatimChar"/>
+        </w:rPr>
+        <w:t xml:space="preserve">insovo.top</w:t>
+      </w:r>
+      <w:r>
+        <w:t xml:space="preserve"> </w:t>
+      </w:r>
+      <w:r>
+        <w:t xml:space="preserve">3. </w:t>
+      </w:r>
+      <w:r>
+        <w:rPr>
+          <w:rFonts w:hint="eastAsia"/>
+        </w:rPr>
+        <w:t xml:space="preserve">音效不响:Web</w:t>
+      </w:r>
+      <w:r>
+        <w:t xml:space="preserve"> Audio API </w:t>
+      </w:r>
+      <w:r>
+        <w:rPr>
+          <w:rFonts w:hint="eastAsia"/>
+        </w:rPr>
+        <w:t xml:space="preserve">需用户交互后才能</w:t>
+      </w:r>
+      <w:r>
+        <w:t xml:space="preserve"> </w:t>
+      </w:r>
+      <w:r>
+        <w:rPr>
+          <w:rFonts w:hint="eastAsia"/>
+        </w:rPr>
+        <w:t xml:space="preserve">play,首次进入页面无声正常(用户先点过任意按钮后才会有音)</w:t>
+      </w:r>
+    </w:p>
+    <w:bookmarkEnd w:id="40"/>
+    <w:bookmarkStart w:id="41" w:name="jwt_secret-与-aes-systemsetting-联动风险"/>
+    <w:p>
+      <w:pPr>
+        <w:pStyle w:val="Heading2"/>
+      </w:pPr>
+      <w:r>
+        <w:t xml:space="preserve">9.6 JWT_SECRET </w:t>
+      </w:r>
+      <w:r>
+        <w:rPr>
+          <w:rFonts w:hint="eastAsia"/>
+        </w:rPr>
+        <w:t xml:space="preserve">与</w:t>
+      </w:r>
+      <w:r>
+        <w:t xml:space="preserve"> AES SystemSetting </w:t>
+      </w:r>
+      <w:r>
+        <w:rPr>
+          <w:rFonts w:hint="eastAsia"/>
+        </w:rPr>
+        <w:t xml:space="preserve">联动风险</w:t>
+      </w:r>
+    </w:p>
+    <w:p>
+      <w:pPr>
+        <w:pStyle w:val="FirstParagraph"/>
+      </w:pPr>
+      <w:r>
+        <w:rPr>
+          <w:rStyle w:val="VerbatimChar"/>
+        </w:rPr>
+        <w:t xml:space="preserve">SystemSetting</w:t>
+      </w:r>
+      <w:r>
+        <w:t xml:space="preserve"> </w:t>
+      </w:r>
+      <w:r>
+        <w:rPr>
+          <w:rFonts w:hint="eastAsia"/>
+        </w:rPr>
+        <w:t xml:space="preserve">中</w:t>
+      </w:r>
+      <w:r>
+        <w:t xml:space="preserve"> </w:t>
+      </w:r>
+      <w:r>
+        <w:rPr>
+          <w:rStyle w:val="VerbatimChar"/>
+        </w:rPr>
+        <w:t xml:space="preserve">kimi.api_key</w:t>
+      </w:r>
+      <w:r>
+        <w:t xml:space="preserve"> </w:t>
+      </w:r>
+      <w:r>
+        <w:rPr>
+          <w:rFonts w:hint="eastAsia"/>
+        </w:rPr>
+        <w:t xml:space="preserve">用</w:t>
+      </w:r>
+      <w:r>
+        <w:t xml:space="preserve"> AES-256-GCM </w:t>
+      </w:r>
+      <w:r>
+        <w:rPr>
+          <w:rFonts w:hint="eastAsia"/>
+        </w:rPr>
+        <w:t xml:space="preserve">加密,密钥从</w:t>
+      </w:r>
+      <w:r>
+        <w:t xml:space="preserve"> </w:t>
+      </w:r>
+      <w:r>
+        <w:rPr>
+          <w:rStyle w:val="VerbatimChar"/>
+        </w:rPr>
+        <w:t xml:space="preserve">JWT_SECRET</w:t>
+      </w:r>
+      <w:r>
+        <w:t xml:space="preserve"> </w:t>
+      </w:r>
+      <w:r>
+        <w:t xml:space="preserve">HKDF </w:t>
+      </w:r>
+      <w:r>
+        <w:rPr>
+          <w:rFonts w:hint="eastAsia"/>
+        </w:rPr>
+        <w:t xml:space="preserve">派生。</w:t>
+      </w:r>
+      <w:r>
+        <w:t xml:space="preserve"> </w:t>
+      </w:r>
+      <w:r>
+        <w:rPr>
+          <w:rFonts w:hint="eastAsia"/>
+          <w:b/>
+          <w:bCs/>
+        </w:rPr>
+        <w:t xml:space="preserve">轮换</w:t>
+      </w:r>
+      <w:r>
+        <w:rPr>
+          <w:b/>
+          <w:bCs/>
+        </w:rPr>
+        <w:t xml:space="preserve"> JWT_SECRET </w:t>
+      </w:r>
+      <w:r>
+        <w:rPr>
+          <w:rFonts w:hint="eastAsia"/>
+          <w:b/>
+          <w:bCs/>
+        </w:rPr>
+        <w:t xml:space="preserve">会让所有加密</w:t>
+      </w:r>
+      <w:r>
+        <w:rPr>
+          <w:b/>
+          <w:bCs/>
+        </w:rPr>
+        <w:t xml:space="preserve"> setting </w:t>
+      </w:r>
+      <w:r>
+        <w:rPr>
+          <w:rFonts w:hint="eastAsia"/>
+          <w:b/>
+          <w:bCs/>
+        </w:rPr>
+        <w:t xml:space="preserve">解不开</w:t>
+      </w:r>
+      <w:r>
+        <w:t xml:space="preserve"> </w:t>
+      </w:r>
+      <w:r>
+        <w:t xml:space="preserve">—— </w:t>
+      </w:r>
+      <w:r>
+        <w:rPr>
+          <w:rFonts w:hint="eastAsia"/>
+        </w:rPr>
+        <w:t xml:space="preserve">必须按顺序:</w:t>
+      </w:r>
+      <w:r>
+        <w:t xml:space="preserve"> </w:t>
+      </w:r>
+      <w:r>
+        <w:t xml:space="preserve">1. admin UI </w:t>
+      </w:r>
+      <w:r>
+        <w:rPr>
+          <w:rFonts w:hint="eastAsia"/>
+        </w:rPr>
+        <w:t xml:space="preserve">看到当前</w:t>
+      </w:r>
+      <w:r>
+        <w:t xml:space="preserve"> Kimi </w:t>
+      </w:r>
+      <w:r>
+        <w:rPr>
+          <w:rFonts w:hint="eastAsia"/>
+        </w:rPr>
+        <w:t xml:space="preserve">key(只</w:t>
+      </w:r>
+      <w:r>
+        <w:t xml:space="preserve"> mask </w:t>
+      </w:r>
+      <w:r>
+        <w:rPr>
+          <w:rFonts w:hint="eastAsia"/>
+        </w:rPr>
+        <w:t xml:space="preserve">显示)</w:t>
+      </w:r>
+      <w:r>
+        <w:t xml:space="preserve"> </w:t>
+      </w:r>
+      <w:r>
+        <w:t xml:space="preserve">2. </w:t>
+      </w:r>
+      <w:r>
+        <w:rPr>
+          <w:rFonts w:hint="eastAsia"/>
+        </w:rPr>
+        <w:t xml:space="preserve">通过</w:t>
+      </w:r>
+      <w:r>
+        <w:t xml:space="preserve"> </w:t>
+      </w:r>
+      <w:r>
+        <w:rPr>
+          <w:rStyle w:val="VerbatimChar"/>
+        </w:rPr>
+        <w:t xml:space="preserve">/v1/models</w:t>
+      </w:r>
+      <w:r>
+        <w:t xml:space="preserve"> </w:t>
+      </w:r>
+      <w:r>
+        <w:rPr>
+          <w:rFonts w:hint="eastAsia"/>
+        </w:rPr>
+        <w:t xml:space="preserve">测试连通,确认</w:t>
+      </w:r>
+      <w:r>
+        <w:t xml:space="preserve"> key </w:t>
+      </w:r>
+      <w:r>
+        <w:rPr>
+          <w:rFonts w:hint="eastAsia"/>
+        </w:rPr>
+        <w:t xml:space="preserve">仍可用</w:t>
+      </w:r>
+      <w:r>
+        <w:t xml:space="preserve"> </w:t>
+      </w:r>
+      <w:r>
+        <w:t xml:space="preserve">3. </w:t>
+      </w:r>
+      <w:r>
+        <w:rPr>
+          <w:rFonts w:hint="eastAsia"/>
+        </w:rPr>
+        <w:t xml:space="preserve">改</w:t>
+      </w:r>
+      <w:r>
+        <w:t xml:space="preserve"> </w:t>
+      </w:r>
+      <w:r>
+        <w:rPr>
+          <w:rStyle w:val="VerbatimChar"/>
+        </w:rPr>
+        <w:t xml:space="preserve">JWT_SECRET</w:t>
+      </w:r>
+      <w:r>
+        <w:t xml:space="preserve"> </w:t>
+      </w:r>
+      <w:r>
+        <w:rPr>
+          <w:rFonts w:hint="eastAsia"/>
+        </w:rPr>
+        <w:t xml:space="preserve">重启</w:t>
+      </w:r>
+      <w:r>
+        <w:t xml:space="preserve"> </w:t>
+      </w:r>
+      <w:r>
+        <w:t xml:space="preserve">4. admin UI </w:t>
+      </w:r>
+      <w:r>
+        <w:rPr>
+          <w:rFonts w:hint="eastAsia"/>
+        </w:rPr>
+        <w:t xml:space="preserve">重新粘贴明文</w:t>
+      </w:r>
+      <w:r>
+        <w:t xml:space="preserve"> Kimi </w:t>
+      </w:r>
+      <w:r>
+        <w:rPr>
+          <w:rFonts w:hint="eastAsia"/>
+        </w:rPr>
+        <w:t xml:space="preserve">key,重新加密写</w:t>
+      </w:r>
+      <w:r>
+        <w:t xml:space="preserve"> DB</w:t>
+      </w:r>
+    </w:p>
+    <w:bookmarkEnd w:id="41"/>
+    <w:bookmarkEnd w:id="42"/>
     <w:sectPr>
       <w:footnotePr>
         <w:numRestart w:val="eachSect"/>

--- a/delivery-docs/04_系统日常运维与数据灾备恢复手册.docx
+++ b/delivery-docs/04_系统日常运维与数据灾备恢复手册.docx
@@ -7,7 +7,7 @@
         <w:pStyle w:val="Title"/>
       </w:pPr>
       <w:r>
-        <w:t xml:space="preserve">MESA Recruit · </w:t>
+        <w:t xml:space="preserve">Overseas R&amp;D · </w:t>
       </w:r>
       <w:r>
         <w:rPr>
@@ -21,7 +21,7 @@
         <w:pStyle w:val="Author"/>
       </w:pPr>
       <w:r>
-        <w:t xml:space="preserve">MESA Recruit </w:t>
+        <w:t xml:space="preserve">Overseas R&amp;D </w:t>
       </w:r>
       <w:r>
         <w:rPr>
@@ -35,7 +35,7 @@
         <w:pStyle w:val="Date"/>
       </w:pPr>
       <w:r>
-        <w:t xml:space="preserve">2026-05-22</w:t>
+        <w:t xml:space="preserve">2026-07-17</w:t>
       </w:r>
     </w:p>
     <w:bookmarkStart w:id="11" w:name="日常巡检-sop"/>
@@ -5112,7 +5112,7 @@
       </w:r>
     </w:p>
     <w:bookmarkEnd w:id="35"/>
-    <w:bookmarkStart w:id="42" w:name="新功能运维注意事项"/>
+    <w:bookmarkStart w:id="43" w:name="新功能运维注意事项"/>
     <w:p>
       <w:pPr>
         <w:pStyle w:val="Heading1"/>
@@ -6217,7 +6217,7 @@
       </w:r>
     </w:p>
     <w:bookmarkEnd w:id="40"/>
-    <w:bookmarkStart w:id="41" w:name="jwt_secret-与-aes-systemsetting-联动风险"/>
+    <w:bookmarkStart w:id="41" w:name="jwt_secret-与-aes-加密字段联动风险"/>
     <w:p>
       <w:pPr>
         <w:pStyle w:val="Heading2"/>
@@ -6232,13 +6232,13 @@
         <w:t xml:space="preserve">与</w:t>
       </w:r>
       <w:r>
-        <w:t xml:space="preserve"> AES SystemSetting </w:t>
-      </w:r>
-      <w:r>
-        <w:rPr>
-          <w:rFonts w:hint="eastAsia"/>
-        </w:rPr>
-        <w:t xml:space="preserve">联动风险</w:t>
+        <w:t xml:space="preserve"> AES </w:t>
+      </w:r>
+      <w:r>
+        <w:rPr>
+          <w:rFonts w:hint="eastAsia"/>
+        </w:rPr>
+        <w:t xml:space="preserve">加密字段联动风险</w:t>
       </w:r>
     </w:p>
     <w:p>
@@ -6247,70 +6247,201 @@
       </w:pPr>
       <w:r>
         <w:rPr>
+          <w:rFonts w:hint="eastAsia"/>
+        </w:rPr>
+        <w:t xml:space="preserve">以下字段用</w:t>
+      </w:r>
+      <w:r>
+        <w:t xml:space="preserve"> AES-256-GCM </w:t>
+      </w:r>
+      <w:r>
+        <w:rPr>
+          <w:rFonts w:hint="eastAsia"/>
+        </w:rPr>
+        <w:t xml:space="preserve">加密,密钥从</w:t>
+      </w:r>
+      <w:r>
+        <w:t xml:space="preserve"> </w:t>
+      </w:r>
+      <w:r>
+        <w:rPr>
           <w:rStyle w:val="VerbatimChar"/>
         </w:rPr>
-        <w:t xml:space="preserve">SystemSetting</w:t>
-      </w:r>
-      <w:r>
-        <w:t xml:space="preserve"> </w:t>
-      </w:r>
-      <w:r>
-        <w:rPr>
-          <w:rFonts w:hint="eastAsia"/>
-        </w:rPr>
-        <w:t xml:space="preserve">中</w:t>
-      </w:r>
-      <w:r>
-        <w:t xml:space="preserve"> </w:t>
+        <w:t xml:space="preserve">JWT_SECRET</w:t>
+      </w:r>
+      <w:r>
+        <w:t xml:space="preserve"> </w:t>
+      </w:r>
+      <w:r>
+        <w:t xml:space="preserve">HKDF </w:t>
+      </w:r>
+      <w:r>
+        <w:rPr>
+          <w:rFonts w:hint="eastAsia"/>
+        </w:rPr>
+        <w:t xml:space="preserve">派生(</w:t>
       </w:r>
       <w:r>
         <w:rPr>
           <w:rStyle w:val="VerbatimChar"/>
         </w:rPr>
-        <w:t xml:space="preserve">kimi.api_key</w:t>
-      </w:r>
-      <w:r>
-        <w:t xml:space="preserve"> </w:t>
-      </w:r>
-      <w:r>
-        <w:rPr>
-          <w:rFonts w:hint="eastAsia"/>
-        </w:rPr>
-        <w:t xml:space="preserve">用</w:t>
-      </w:r>
-      <w:r>
-        <w:t xml:space="preserve"> AES-256-GCM </w:t>
-      </w:r>
-      <w:r>
-        <w:rPr>
-          <w:rFonts w:hint="eastAsia"/>
-        </w:rPr>
-        <w:t xml:space="preserve">加密,密钥从</w:t>
-      </w:r>
-      <w:r>
-        <w:t xml:space="preserve"> </w:t>
-      </w:r>
-      <w:r>
-        <w:rPr>
-          <w:rStyle w:val="VerbatimChar"/>
-        </w:rPr>
-        <w:t xml:space="preserve">JWT_SECRET</w:t>
-      </w:r>
-      <w:r>
-        <w:t xml:space="preserve"> </w:t>
-      </w:r>
-      <w:r>
-        <w:t xml:space="preserve">HKDF </w:t>
-      </w:r>
-      <w:r>
-        <w:rPr>
-          <w:rFonts w:hint="eastAsia"/>
-        </w:rPr>
-        <w:t xml:space="preserve">派生。</w:t>
-      </w:r>
-      <w:r>
-        <w:t xml:space="preserve"> </w:t>
-      </w:r>
+        <w:t xml:space="preserve">salt="mesa.settings.v1"</w:t>
+      </w:r>
+      <w:r>
+        <w:t xml:space="preserve">):</w:t>
+      </w:r>
+    </w:p>
+    <w:tbl>
+      <w:tblPr>
+        <w:tblStyle w:val="Table"/>
+        <w:tblW w:type="pct" w:w="5000"/>
+        <w:tblLayout w:type="fixed"/>
+        <w:tblLook w:firstRow="1" w:lastRow="0" w:firstColumn="0" w:lastColumn="0" w:noHBand="0" w:noVBand="0" w:val="0020"/>
+      </w:tblPr>
+      <w:tblGrid>
+        <w:gridCol w:w="3960"/>
+        <w:gridCol w:w="3960"/>
+      </w:tblGrid>
+      <w:tr>
+        <w:trPr>
+          <w:tblHeader w:val="on"/>
+        </w:trPr>
+        <w:tc>
+          <w:tcPr/>
+          <w:p>
+            <w:pPr>
+              <w:pStyle w:val="Compact"/>
+            </w:pPr>
+            <w:r>
+              <w:rPr>
+                <w:rFonts w:hint="eastAsia"/>
+              </w:rPr>
+              <w:t xml:space="preserve">数据</w:t>
+            </w:r>
+          </w:p>
+        </w:tc>
+        <w:tc>
+          <w:tcPr/>
+          <w:p>
+            <w:pPr>
+              <w:pStyle w:val="Compact"/>
+            </w:pPr>
+            <w:r>
+              <w:rPr>
+                <w:rFonts w:hint="eastAsia"/>
+              </w:rPr>
+              <w:t xml:space="preserve">字段</w:t>
+            </w:r>
+          </w:p>
+        </w:tc>
+      </w:tr>
+      <w:tr>
+        <w:tc>
+          <w:tcPr/>
+          <w:p>
+            <w:pPr>
+              <w:pStyle w:val="Compact"/>
+            </w:pPr>
+            <w:r>
+              <w:t xml:space="preserve">SystemSetting</w:t>
+            </w:r>
+          </w:p>
+        </w:tc>
+        <w:tc>
+          <w:tcPr/>
+          <w:p>
+            <w:pPr>
+              <w:pStyle w:val="Compact"/>
+            </w:pPr>
+            <w:r>
+              <w:rPr>
+                <w:rStyle w:val="VerbatimChar"/>
+              </w:rPr>
+              <w:t xml:space="preserve">kimi.api_key</w:t>
+            </w:r>
+            <w:r>
+              <w:t xml:space="preserve"> </w:t>
+            </w:r>
+            <w:r>
+              <w:rPr>
+                <w:rFonts w:hint="eastAsia"/>
+              </w:rPr>
+              <w:t xml:space="preserve">等</w:t>
+            </w:r>
+            <w:r>
+              <w:t xml:space="preserve"> </w:t>
+            </w:r>
+            <w:r>
+              <w:rPr>
+                <w:rStyle w:val="VerbatimChar"/>
+              </w:rPr>
+              <w:t xml:space="preserve">encrypted=true</w:t>
+            </w:r>
+            <w:r>
+              <w:t xml:space="preserve"> </w:t>
+            </w:r>
+            <w:r>
+              <w:rPr>
+                <w:rFonts w:hint="eastAsia"/>
+              </w:rPr>
+              <w:t xml:space="preserve">的</w:t>
+            </w:r>
+            <w:r>
+              <w:t xml:space="preserve"> value</w:t>
+            </w:r>
+          </w:p>
+        </w:tc>
+      </w:tr>
+      <w:tr>
+        <w:tc>
+          <w:tcPr/>
+          <w:p>
+            <w:pPr>
+              <w:pStyle w:val="Compact"/>
+            </w:pPr>
+            <w:r>
+              <w:rPr>
+                <w:rFonts w:hint="eastAsia"/>
+              </w:rPr>
+              <w:t xml:space="preserve">绩效访问密钥回显</w:t>
+            </w:r>
+          </w:p>
+        </w:tc>
+        <w:tc>
+          <w:tcPr/>
+          <w:p>
+            <w:pPr>
+              <w:pStyle w:val="Compact"/>
+            </w:pPr>
+            <w:r>
+              <w:rPr>
+                <w:rStyle w:val="VerbatimChar"/>
+              </w:rPr>
+              <w:t xml:space="preserve">PerformanceEvaluation.selfAccessKeyEnc</w:t>
+            </w:r>
+            <w:r>
+              <w:t xml:space="preserve"> </w:t>
+            </w:r>
+            <w:r>
+              <w:t xml:space="preserve">/</w:t>
+            </w:r>
+            <w:r>
+              <w:t xml:space="preserve"> </w:t>
+            </w:r>
+            <w:r>
+              <w:rPr>
+                <w:rStyle w:val="VerbatimChar"/>
+              </w:rPr>
+              <w:t xml:space="preserve">managerAccessKeyEnc</w:t>
+            </w:r>
+          </w:p>
+        </w:tc>
+      </w:tr>
+    </w:tbl>
+    <w:p>
+      <w:pPr>
+        <w:pStyle w:val="BodyText"/>
+      </w:pPr>
       <w:r>
         <w:rPr>
           <w:rFonts w:hint="eastAsia"/>
@@ -6332,14 +6463,59 @@
           <w:b/>
           <w:bCs/>
         </w:rPr>
-        <w:t xml:space="preserve">会让所有加密</w:t>
+        <w:t xml:space="preserve">会让上述密文全部解不开</w:t>
+      </w:r>
+      <w:r>
+        <w:rPr>
+          <w:rFonts w:hint="eastAsia"/>
+        </w:rPr>
+        <w:t xml:space="preserve">,但:</w:t>
+      </w:r>
+    </w:p>
+    <w:p>
+      <w:pPr>
+        <w:pStyle w:val="Compact"/>
+        <w:numPr>
+          <w:ilvl w:val="0"/>
+          <w:numId w:val="1006"/>
+        </w:numPr>
+      </w:pPr>
+      <w:r>
+        <w:rPr>
+          <w:rFonts w:hint="eastAsia"/>
+        </w:rPr>
+        <w:t xml:space="preserve">用户登录</w:t>
+      </w:r>
+      <w:r>
+        <w:t xml:space="preserve"> JWT </w:t>
+      </w:r>
+      <w:r>
+        <w:rPr>
+          <w:rFonts w:hint="eastAsia"/>
+        </w:rPr>
+        <w:t xml:space="preserve">全部失效(需重新登录)——预期行为</w:t>
+      </w:r>
+    </w:p>
+    <w:p>
+      <w:pPr>
+        <w:pStyle w:val="Compact"/>
+        <w:numPr>
+          <w:ilvl w:val="0"/>
+          <w:numId w:val="1006"/>
+        </w:numPr>
+      </w:pPr>
+      <w:r>
+        <w:rPr>
+          <w:rFonts w:hint="eastAsia"/>
+        </w:rPr>
+        <w:t xml:space="preserve">绩效公开填表仍可用:</w:t>
       </w:r>
       <w:r>
         <w:rPr>
           <w:b/>
           <w:bCs/>
         </w:rPr>
-        <w:t xml:space="preserve"> setting </w:t>
+        <w:t xml:space="preserve">bcrypt hash </w:t>
       </w:r>
       <w:r>
         <w:rPr>
@@ -6347,19 +6523,61 @@
           <w:b/>
           <w:bCs/>
         </w:rPr>
-        <w:t xml:space="preserve">解不开</w:t>
-      </w:r>
-      <w:r>
-        <w:t xml:space="preserve"> </w:t>
-      </w:r>
-      <w:r>
-        <w:t xml:space="preserve">—— </w:t>
-      </w:r>
-      <w:r>
-        <w:rPr>
-          <w:rFonts w:hint="eastAsia"/>
-        </w:rPr>
-        <w:t xml:space="preserve">必须按顺序:</w:t>
+        <w:t xml:space="preserve">校验不依赖</w:t>
+      </w:r>
+      <w:r>
+        <w:rPr>
+          <w:b/>
+          <w:bCs/>
+        </w:rPr>
+        <w:t xml:space="preserve"> JWT_SECRET</w:t>
+      </w:r>
+    </w:p>
+    <w:p>
+      <w:pPr>
+        <w:pStyle w:val="Compact"/>
+        <w:numPr>
+          <w:ilvl w:val="0"/>
+          <w:numId w:val="1006"/>
+        </w:numPr>
+      </w:pPr>
+      <w:r>
+        <w:t xml:space="preserve">Admin </w:t>
+      </w:r>
+      <w:r>
+        <w:rPr>
+          <w:rFonts w:hint="eastAsia"/>
+        </w:rPr>
+        <w:t xml:space="preserve">无法再「眼睛查看</w:t>
+      </w:r>
+      <w:r>
+        <w:t xml:space="preserve"> / </w:t>
+      </w:r>
+      <w:r>
+        <w:rPr>
+          <w:rFonts w:hint="eastAsia"/>
+        </w:rPr>
+        <w:t xml:space="preserve">预览导出」旧明文,直到</w:t>
+      </w:r>
+      <w:r>
+        <w:t xml:space="preserve"> bulk generate / set </w:t>
+      </w:r>
+      <w:r>
+        <w:rPr>
+          <w:rFonts w:hint="eastAsia"/>
+        </w:rPr>
+        <w:t xml:space="preserve">新密钥</w:t>
+      </w:r>
+    </w:p>
+    <w:p>
+      <w:pPr>
+        <w:pStyle w:val="FirstParagraph"/>
+      </w:pPr>
+      <w:r>
+        <w:rPr>
+          <w:rFonts w:hint="eastAsia"/>
+        </w:rPr>
+        <w:t xml:space="preserve">推荐顺序:</w:t>
       </w:r>
       <w:r>
         <w:t xml:space="preserve"> </w:t>
@@ -6371,25 +6589,16 @@
         <w:rPr>
           <w:rFonts w:hint="eastAsia"/>
         </w:rPr>
-        <w:t xml:space="preserve">看到当前</w:t>
-      </w:r>
-      <w:r>
-        <w:t xml:space="preserve"> Kimi </w:t>
-      </w:r>
-      <w:r>
-        <w:rPr>
-          <w:rFonts w:hint="eastAsia"/>
-        </w:rPr>
-        <w:t xml:space="preserve">key(只</w:t>
-      </w:r>
-      <w:r>
-        <w:t xml:space="preserve"> mask </w:t>
-      </w:r>
-      <w:r>
-        <w:rPr>
-          <w:rFonts w:hint="eastAsia"/>
-        </w:rPr>
-        <w:t xml:space="preserve">显示)</w:t>
+        <w:t xml:space="preserve">确认当前</w:t>
+      </w:r>
+      <w:r>
+        <w:t xml:space="preserve"> Kimi key </w:t>
+      </w:r>
+      <w:r>
+        <w:rPr>
+          <w:rFonts w:hint="eastAsia"/>
+        </w:rPr>
+        <w:t xml:space="preserve">可用(或先备份明文到安全渠道)</w:t>
       </w:r>
       <w:r>
         <w:t xml:space="preserve"> </w:t>
@@ -6401,7 +6610,19 @@
         <w:rPr>
           <w:rFonts w:hint="eastAsia"/>
         </w:rPr>
-        <w:t xml:space="preserve">通过</w:t>
+        <w:t xml:space="preserve">若仍需保留旧绩效密钥明文副本:先跑「批量导出密钥」并妥善保管</w:t>
+      </w:r>
+      <w:r>
+        <w:t xml:space="preserve"> </w:t>
+      </w:r>
+      <w:r>
+        <w:t xml:space="preserve">3. </w:t>
+      </w:r>
+      <w:r>
+        <w:rPr>
+          <w:rFonts w:hint="eastAsia"/>
+        </w:rPr>
+        <w:t xml:space="preserve">改</w:t>
       </w:r>
       <w:r>
         <w:t xml:space="preserve"> </w:t>
@@ -6410,37 +6631,10 @@
         <w:rPr>
           <w:rStyle w:val="VerbatimChar"/>
         </w:rPr>
-        <w:t xml:space="preserve">/v1/models</w:t>
-      </w:r>
-      <w:r>
-        <w:t xml:space="preserve"> </w:t>
-      </w:r>
-      <w:r>
-        <w:rPr>
-          <w:rFonts w:hint="eastAsia"/>
-        </w:rPr>
-        <w:t xml:space="preserve">测试连通,确认</w:t>
-      </w:r>
-      <w:r>
-        <w:t xml:space="preserve"> key </w:t>
-      </w:r>
-      <w:r>
-        <w:rPr>
-          <w:rFonts w:hint="eastAsia"/>
-        </w:rPr>
-        <w:t xml:space="preserve">仍可用</w:t>
-      </w:r>
-      <w:r>
-        <w:t xml:space="preserve"> </w:t>
-      </w:r>
-      <w:r>
-        <w:t xml:space="preserve">3. </w:t>
-      </w:r>
-      <w:r>
-        <w:rPr>
-          <w:rFonts w:hint="eastAsia"/>
-        </w:rPr>
-        <w:t xml:space="preserve">改</w:t>
+        <w:t xml:space="preserve">JWT_SECRET</w:t>
+      </w:r>
+      <w:r>
+        <w:t xml:space="preserve">,</w:t>
       </w:r>
       <w:r>
         <w:t xml:space="preserve"> </w:t>
@@ -6449,16 +6643,7 @@
         <w:rPr>
           <w:rStyle w:val="VerbatimChar"/>
         </w:rPr>
-        <w:t xml:space="preserve">JWT_SECRET</w:t>
-      </w:r>
-      <w:r>
-        <w:t xml:space="preserve"> </w:t>
-      </w:r>
-      <w:r>
-        <w:rPr>
-          <w:rFonts w:hint="eastAsia"/>
-        </w:rPr>
-        <w:t xml:space="preserve">重启</w:t>
+        <w:t xml:space="preserve">docker compose up -d --force-recreate backend</w:t>
       </w:r>
       <w:r>
         <w:t xml:space="preserve"> </w:t>
@@ -6470,23 +6655,363 @@
         <w:rPr>
           <w:rFonts w:hint="eastAsia"/>
         </w:rPr>
-        <w:t xml:space="preserve">重新粘贴明文</w:t>
-      </w:r>
-      <w:r>
-        <w:t xml:space="preserve"> Kimi </w:t>
-      </w:r>
-      <w:r>
-        <w:rPr>
-          <w:rFonts w:hint="eastAsia"/>
-        </w:rPr>
-        <w:t xml:space="preserve">key,重新加密写</w:t>
-      </w:r>
-      <w:r>
-        <w:t xml:space="preserve"> DB</w:t>
+        <w:t xml:space="preserve">重新粘贴</w:t>
+      </w:r>
+      <w:r>
+        <w:t xml:space="preserve"> Kimi key</w:t>
+      </w:r>
+      <w:r>
+        <w:t xml:space="preserve"> </w:t>
+      </w:r>
+      <w:r>
+        <w:t xml:space="preserve">5. </w:t>
+      </w:r>
+      <w:r>
+        <w:rPr>
+          <w:rFonts w:hint="eastAsia"/>
+        </w:rPr>
+        <w:t xml:space="preserve">绩效页对需要回显的记录执行「刷新随机密钥」或「设置统一密钥」</w:t>
       </w:r>
     </w:p>
     <w:bookmarkEnd w:id="41"/>
+    <w:bookmarkStart w:id="42" w:name="绩效评价运维速查"/>
+    <w:p>
+      <w:pPr>
+        <w:pStyle w:val="Heading2"/>
+      </w:pPr>
+      <w:r>
+        <w:t xml:space="preserve">9.7 </w:t>
+      </w:r>
+      <w:r>
+        <w:rPr>
+          <w:rFonts w:hint="eastAsia"/>
+        </w:rPr>
+        <w:t xml:space="preserve">绩效评价运维速查</w:t>
+      </w:r>
+    </w:p>
+    <w:tbl>
+      <w:tblPr>
+        <w:tblStyle w:val="Table"/>
+        <w:tblW w:type="pct" w:w="5000"/>
+        <w:tblLayout w:type="fixed"/>
+        <w:tblLook w:firstRow="1" w:lastRow="0" w:firstColumn="0" w:lastColumn="0" w:noHBand="0" w:noVBand="0" w:val="0020"/>
+      </w:tblPr>
+      <w:tblGrid>
+        <w:gridCol w:w="3960"/>
+        <w:gridCol w:w="3960"/>
+      </w:tblGrid>
+      <w:tr>
+        <w:trPr>
+          <w:tblHeader w:val="on"/>
+        </w:trPr>
+        <w:tc>
+          <w:tcPr/>
+          <w:p>
+            <w:pPr>
+              <w:pStyle w:val="Compact"/>
+            </w:pPr>
+            <w:r>
+              <w:rPr>
+                <w:rFonts w:hint="eastAsia"/>
+              </w:rPr>
+              <w:t xml:space="preserve">场景</w:t>
+            </w:r>
+          </w:p>
+        </w:tc>
+        <w:tc>
+          <w:tcPr/>
+          <w:p>
+            <w:pPr>
+              <w:pStyle w:val="Compact"/>
+            </w:pPr>
+            <w:r>
+              <w:rPr>
+                <w:rFonts w:hint="eastAsia"/>
+              </w:rPr>
+              <w:t xml:space="preserve">动作</w:t>
+            </w:r>
+          </w:p>
+        </w:tc>
+      </w:tr>
+      <w:tr>
+        <w:tc>
+          <w:tcPr/>
+          <w:p>
+            <w:pPr>
+              <w:pStyle w:val="Compact"/>
+            </w:pPr>
+            <w:r>
+              <w:rPr>
+                <w:rFonts w:hint="eastAsia"/>
+              </w:rPr>
+              <w:t xml:space="preserve">用户忘密钥</w:t>
+            </w:r>
+          </w:p>
+        </w:tc>
+        <w:tc>
+          <w:tcPr/>
+          <w:p>
+            <w:pPr>
+              <w:pStyle w:val="Compact"/>
+            </w:pPr>
+            <w:r>
+              <w:t xml:space="preserve">Admin Share Modal → ensure / </w:t>
+            </w:r>
+            <w:r>
+              <w:rPr>
+                <w:rFonts w:hint="eastAsia"/>
+              </w:rPr>
+              <w:t xml:space="preserve">刷新随机密钥</w:t>
+            </w:r>
+            <w:r>
+              <w:t xml:space="preserve"> / </w:t>
+            </w:r>
+            <w:r>
+              <w:rPr>
+                <w:rFonts w:hint="eastAsia"/>
+              </w:rPr>
+              <w:t xml:space="preserve">设置统一密钥</w:t>
+            </w:r>
+            <w:r>
+              <w:t xml:space="preserve"> → </w:t>
+            </w:r>
+            <w:r>
+              <w:rPr>
+                <w:rFonts w:hint="eastAsia"/>
+              </w:rPr>
+              <w:t xml:space="preserve">重新「复制链接密钥」</w:t>
+            </w:r>
+          </w:p>
+        </w:tc>
+      </w:tr>
+      <w:tr>
+        <w:tc>
+          <w:tcPr/>
+          <w:p>
+            <w:pPr>
+              <w:pStyle w:val="Compact"/>
+            </w:pPr>
+            <w:r>
+              <w:rPr>
+                <w:rFonts w:hint="eastAsia"/>
+              </w:rPr>
+              <w:t xml:space="preserve">密钥</w:t>
+            </w:r>
+            <w:r>
+              <w:t xml:space="preserve"> Excel </w:t>
+            </w:r>
+            <w:r>
+              <w:rPr>
+                <w:rFonts w:hint="eastAsia"/>
+              </w:rPr>
+              <w:t xml:space="preserve">泄露</w:t>
+            </w:r>
+          </w:p>
+        </w:tc>
+        <w:tc>
+          <w:tcPr/>
+          <w:p>
+            <w:pPr>
+              <w:pStyle w:val="Compact"/>
+            </w:pPr>
+            <w:r>
+              <w:rPr>
+                <w:rFonts w:hint="eastAsia"/>
+              </w:rPr>
+              <w:t xml:space="preserve">对该批评价</w:t>
+            </w:r>
+            <w:r>
+              <w:t xml:space="preserve"> </w:t>
+            </w:r>
+            <w:r>
+              <w:rPr>
+                <w:rStyle w:val="VerbatimChar"/>
+              </w:rPr>
+              <w:t xml:space="preserve">access-keys/bulk</w:t>
+            </w:r>
+            <w:r>
+              <w:t xml:space="preserve"> </w:t>
+            </w:r>
+            <w:r>
+              <w:t xml:space="preserve">generate </w:t>
+            </w:r>
+            <w:r>
+              <w:rPr>
+                <w:rFonts w:hint="eastAsia"/>
+              </w:rPr>
+              <w:t xml:space="preserve">轮换;旧</w:t>
+            </w:r>
+            <w:r>
+              <w:t xml:space="preserve"> Excel </w:t>
+            </w:r>
+            <w:r>
+              <w:rPr>
+                <w:rFonts w:hint="eastAsia"/>
+              </w:rPr>
+              <w:t xml:space="preserve">作废</w:t>
+            </w:r>
+          </w:p>
+        </w:tc>
+      </w:tr>
+      <w:tr>
+        <w:tc>
+          <w:tcPr/>
+          <w:p>
+            <w:pPr>
+              <w:pStyle w:val="Compact"/>
+            </w:pPr>
+            <w:r>
+              <w:rPr>
+                <w:rFonts w:hint="eastAsia"/>
+              </w:rPr>
+              <w:t xml:space="preserve">模板改版</w:t>
+            </w:r>
+          </w:p>
+        </w:tc>
+        <w:tc>
+          <w:tcPr/>
+          <w:p>
+            <w:pPr>
+              <w:pStyle w:val="Compact"/>
+            </w:pPr>
+            <w:r>
+              <w:rPr>
+                <w:rFonts w:hint="eastAsia"/>
+              </w:rPr>
+              <w:t xml:space="preserve">更新</w:t>
+            </w:r>
+            <w:r>
+              <w:t xml:space="preserve"> </w:t>
+            </w:r>
+            <w:r>
+              <w:rPr>
+                <w:rStyle w:val="VerbatimChar"/>
+              </w:rPr>
+              <w:t xml:space="preserve">assets/templates/performance-evaluation-zh-en-v2.xlsx</w:t>
+            </w:r>
+            <w:r>
+              <w:t xml:space="preserve"> </w:t>
+            </w:r>
+            <w:r>
+              <w:t xml:space="preserve">+</w:t>
+            </w:r>
+            <w:r>
+              <w:t xml:space="preserve"> </w:t>
+            </w:r>
+            <w:r>
+              <w:rPr>
+                <w:rStyle w:val="VerbatimChar"/>
+              </w:rPr>
+              <w:t xml:space="preserve">TEMPLATE_EXPECTED_HASHES</w:t>
+            </w:r>
+            <w:r>
+              <w:rPr>
+                <w:rFonts w:hint="eastAsia"/>
+              </w:rPr>
+              <w:t xml:space="preserve">;镜像须含</w:t>
+            </w:r>
+            <w:r>
+              <w:t xml:space="preserve"> </w:t>
+            </w:r>
+            <w:r>
+              <w:rPr>
+                <w:rStyle w:val="VerbatimChar"/>
+              </w:rPr>
+              <w:t xml:space="preserve">COPY assets</w:t>
+            </w:r>
+            <w:r>
+              <w:rPr>
+                <w:rFonts w:hint="eastAsia"/>
+              </w:rPr>
+              <w:t xml:space="preserve">(坑</w:t>
+            </w:r>
+            <w:r>
+              <w:t xml:space="preserve"> #38)</w:t>
+            </w:r>
+          </w:p>
+        </w:tc>
+      </w:tr>
+      <w:tr>
+        <w:tc>
+          <w:tcPr/>
+          <w:p>
+            <w:pPr>
+              <w:pStyle w:val="Compact"/>
+            </w:pPr>
+            <w:r>
+              <w:rPr>
+                <w:rFonts w:hint="eastAsia"/>
+              </w:rPr>
+              <w:t xml:space="preserve">导出要嵌入</w:t>
+            </w:r>
+            <w:r>
+              <w:t xml:space="preserve"> HR </w:t>
+            </w:r>
+            <w:r>
+              <w:rPr>
+                <w:rFonts w:hint="eastAsia"/>
+              </w:rPr>
+              <w:t xml:space="preserve">章</w:t>
+            </w:r>
+          </w:p>
+        </w:tc>
+        <w:tc>
+          <w:tcPr/>
+          <w:p>
+            <w:pPr>
+              <w:pStyle w:val="Compact"/>
+            </w:pPr>
+            <w:r>
+              <w:rPr>
+                <w:rFonts w:hint="eastAsia"/>
+              </w:rPr>
+              <w:t xml:space="preserve">当前用户先上传电子章;导出勾选</w:t>
+            </w:r>
+            <w:r>
+              <w:t xml:space="preserve"> </w:t>
+            </w:r>
+            <w:r>
+              <w:rPr>
+                <w:rStyle w:val="VerbatimChar"/>
+              </w:rPr>
+              <w:t xml:space="preserve">embedHrSignature</w:t>
+            </w:r>
+          </w:p>
+        </w:tc>
+      </w:tr>
+      <w:tr>
+        <w:tc>
+          <w:tcPr/>
+          <w:p>
+            <w:pPr>
+              <w:pStyle w:val="Compact"/>
+            </w:pPr>
+            <w:r>
+              <w:rPr>
+                <w:rFonts w:hint="eastAsia"/>
+              </w:rPr>
+              <w:t xml:space="preserve">撤销错发周期</w:t>
+            </w:r>
+          </w:p>
+        </w:tc>
+        <w:tc>
+          <w:tcPr/>
+          <w:p>
+            <w:pPr>
+              <w:pStyle w:val="Compact"/>
+            </w:pPr>
+            <w:r>
+              <w:rPr>
+                <w:rStyle w:val="VerbatimChar"/>
+              </w:rPr>
+              <w:t xml:space="preserve">POST /evaluations/:id/revoke</w:t>
+            </w:r>
+          </w:p>
+        </w:tc>
+      </w:tr>
+    </w:tbl>
     <w:bookmarkEnd w:id="42"/>
+    <w:bookmarkEnd w:id="43"/>
     <w:sectPr>
       <w:footnotePr>
         <w:numRestart w:val="eachSect"/>
@@ -6828,6 +7353,9 @@
     <w:abstractNumId w:val="991"/>
   </w:num>
   <w:num w:numId="1005">
+    <w:abstractNumId w:val="991"/>
+  </w:num>
+  <w:num w:numId="1006">
     <w:abstractNumId w:val="991"/>
   </w:num>
 </w:numbering>
